--- a/klagomål/Karlstjärnberget FSC-klagomål.docx
+++ b/klagomål/Karlstjärnberget FSC-klagomål.docx
@@ -1,6 +1,6 @@
 
 <file path=word/document.xml><?xml version="1.0" encoding="utf-8"?>
-<w:document xmlns:wpc="http://schemas.microsoft.com/office/word/2010/wordprocessingCanvas" xmlns:cx="http://schemas.microsoft.com/office/drawing/2014/chartex" xmlns:cx1="http://schemas.microsoft.com/office/drawing/2015/9/8/chartex" xmlns:cx2="http://schemas.microsoft.com/office/drawing/2015/10/21/chartex" xmlns:cx3="http://schemas.microsoft.com/office/drawing/2016/5/9/chartex" xmlns:cx4="http://schemas.microsoft.com/office/drawing/2016/5/10/chartex" xmlns:cx5="http://schemas.microsoft.com/office/drawing/2016/5/11/chartex" xmlns:cx6="http://schemas.microsoft.com/office/drawing/2016/5/12/chartex" xmlns:cx7="http://schemas.microsoft.com/office/drawing/2016/5/13/chartex" xmlns:cx8="http://schemas.microsoft.com/office/drawing/2016/5/14/chartex" xmlns:mc="http://schemas.openxmlformats.org/markup-compatibility/2006" xmlns:aink="http://schemas.microsoft.com/office/drawing/2016/ink" xmlns:am3d="http://schemas.microsoft.com/office/drawing/2017/model3d" xmlns:o="urn:schemas-microsoft-com:office:office" xmlns:oel="http://schemas.microsoft.com/office/2019/extlst" xmlns:r="http://schemas.openxmlformats.org/officeDocument/2006/relationships" xmlns:m="http://schemas.openxmlformats.org/officeDocument/2006/math" xmlns:v="urn:schemas-microsoft-com:vml" xmlns:wp14="http://schemas.microsoft.com/office/word/2010/wordprocessingDrawing" xmlns:wp="http://schemas.openxmlformats.org/drawingml/2006/wordprocessingDrawing" xmlns:w10="urn:schemas-microsoft-com:office:word" xmlns:w="http://schemas.openxmlformats.org/wordprocessingml/2006/main" xmlns:w14="http://schemas.microsoft.com/office/word/2010/wordml" xmlns:w15="http://schemas.microsoft.com/office/word/2012/wordml" xmlns:w16cex="http://schemas.microsoft.com/office/word/2018/wordml/cex" xmlns:w16cid="http://schemas.microsoft.com/office/word/2016/wordml/cid" xmlns:w16="http://schemas.microsoft.com/office/word/2018/wordml" xmlns:w16sdtdh="http://schemas.microsoft.com/office/word/2020/wordml/sdtdatahash" xmlns:w16se="http://schemas.microsoft.com/office/word/2015/wordml/symex" xmlns:wpg="http://schemas.microsoft.com/office/word/2010/wordprocessingGroup" xmlns:wpi="http://schemas.microsoft.com/office/word/2010/wordprocessingInk" xmlns:wne="http://schemas.microsoft.com/office/word/2006/wordml" xmlns:wps="http://schemas.microsoft.com/office/word/2010/wordprocessingShape" mc:Ignorable="w14 w15 w16se w16cid w16 w16cex w16sdtdh wp14">
+<w:document xmlns:wpc="http://schemas.microsoft.com/office/word/2010/wordprocessingCanvas" xmlns:cx="http://schemas.microsoft.com/office/drawing/2014/chartex" xmlns:cx1="http://schemas.microsoft.com/office/drawing/2015/9/8/chartex" xmlns:cx2="http://schemas.microsoft.com/office/drawing/2015/10/21/chartex" xmlns:cx3="http://schemas.microsoft.com/office/drawing/2016/5/9/chartex" xmlns:cx4="http://schemas.microsoft.com/office/drawing/2016/5/10/chartex" xmlns:cx5="http://schemas.microsoft.com/office/drawing/2016/5/11/chartex" xmlns:cx6="http://schemas.microsoft.com/office/drawing/2016/5/12/chartex" xmlns:cx7="http://schemas.microsoft.com/office/drawing/2016/5/13/chartex" xmlns:cx8="http://schemas.microsoft.com/office/drawing/2016/5/14/chartex" xmlns:mc="http://schemas.openxmlformats.org/markup-compatibility/2006" xmlns:aink="http://schemas.microsoft.com/office/drawing/2016/ink" xmlns:am3d="http://schemas.microsoft.com/office/drawing/2017/model3d" xmlns:o="urn:schemas-microsoft-com:office:office" xmlns:oel="http://schemas.microsoft.com/office/2019/extlst" xmlns:r="http://schemas.openxmlformats.org/officeDocument/2006/relationships" xmlns:m="http://schemas.openxmlformats.org/officeDocument/2006/math" xmlns:v="urn:schemas-microsoft-com:vml" xmlns:wp14="http://schemas.microsoft.com/office/word/2010/wordprocessingDrawing" xmlns:wp="http://schemas.openxmlformats.org/drawingml/2006/wordprocessingDrawing" xmlns:w10="urn:schemas-microsoft-com:office:word" xmlns:w="http://schemas.openxmlformats.org/wordprocessingml/2006/main" xmlns:w14="http://schemas.microsoft.com/office/word/2010/wordml" xmlns:w15="http://schemas.microsoft.com/office/word/2012/wordml" xmlns:w16cex="http://schemas.microsoft.com/office/word/2018/wordml/cex" xmlns:w16cid="http://schemas.microsoft.com/office/word/2016/wordml/cid" xmlns:w16="http://schemas.microsoft.com/office/word/2018/wordml" xmlns:w16du="http://schemas.microsoft.com/office/word/2023/wordml/word16du" xmlns:w16sdtdh="http://schemas.microsoft.com/office/word/2020/wordml/sdtdatahash" xmlns:w16sdtfl="http://schemas.microsoft.com/office/word/2024/wordml/sdtformatlock" xmlns:w16se="http://schemas.microsoft.com/office/word/2015/wordml/symex" xmlns:wpg="http://schemas.microsoft.com/office/word/2010/wordprocessingGroup" xmlns:wpi="http://schemas.microsoft.com/office/word/2010/wordprocessingInk" xmlns:wne="http://schemas.microsoft.com/office/word/2006/wordml" xmlns:wps="http://schemas.microsoft.com/office/word/2010/wordprocessingShape" mc:Ignorable="w14 w15 w16se w16cid w16 w16cex w16sdtdh w16sdtfl w16du wp14">
   <w:body>
     <w:p>
       <w:r>
@@ -112,7 +112,7 @@
         <w:pStyle w:val="ListBullet"/>
       </w:pPr>
       <w:r>
-        <w:t>Om ett ombud (tex Norra skog eller Mellanskog) avverkningsanmäler en skog med naturvärden motsvarande nyckelbiotops kvalité men markägaren inte är FSC certifierad, bör du skicka in ett FSC kontrollerat virke klagomål. Då ska klagomålet skickas till ombudsföretaget.</w:t>
+        <w:t>Om ett ombud (tex Norra skog eller Mellanskog) avverkningsanmäler en skog med naturvärden motsvarande nyckelbiotops kvalitet men markägaren inte är FSC certifierad, bör du skicka in ett FSC kontrollerat virke klagomål. Då ska klagomålet skickas till ombudsföretaget.</w:t>
       </w:r>
     </w:p>
     <w:p>
@@ -168,35 +168,7 @@
     </w:p>
     <w:p>
       <w:r>
-        <w:t>Detta dokument behandlar höga naturvärden i avverkningsanmälan Karlstjärnberget i Bjurholms kommun. Denna avverkningsanmälan inkom 2025-08-02 och omfattar 56,4 ha.</w:t>
-      </w:r>
-    </w:p>
-    <w:p>
-      <w:r>
-        <w:t>Nedan presenteras fynd av naturvårdsarter och fridlysta arter som gjorts i det avverkningsanmälda området, samt relevanta utdrag ur standarderna för FSC, Chain of Custody, Controlled Wood och PEFC. I BILAGA 1 finns artfakta om rödlistade arter.</w:t>
-      </w:r>
-    </w:p>
-    <w:p>
-      <w:r>
-        <w:t>Vi förväntar oss att ni återkommer med ett skriftligt svar på vårt klagomål och även beskriver vilka korrigerande åtgärder ni satt in för att rätta till identifierade brister i er efterlevnad av den svenska FSC standarden.</w:t>
-      </w:r>
-    </w:p>
-    <w:p>
-      <w:pPr>
-        <w:pStyle w:val="Heading1"/>
-      </w:pPr>
-      <w:r>
-        <w:t>Naturvårdsarter</w:t>
-      </w:r>
-    </w:p>
-    <w:p>
-      <w:r>
-        <w:t>I avverkningsanmälan har följande 23 naturvårdsarter hittats: aspfjädermossa (VU), aspgelélav (VU), fläckporing (VU), blanksvart spiklav (NT), blå taggsvamp (NT), garnlav (NT), kolflarnlav (NT), koralltaggsvamp (NT), lunglav (NT), mörk kolflarnlav (NT), nordtagging (NT), orange taggsvamp (NT), reliktbock (NT), skrovlig taggsvamp (NT), stiftgelélav (NT), stjärntagging (NT), vaddporing (NT), violettgrå tagellav (NT), dropptaggsvamp (S), skinnlav (S), stor aspticka (S), vedticka (S) och orre (§4). Av dessa är 18 rödlistade. För rödlistade arter har rödlistekategorin angivits inom parentes. Arter som är signalarter enligt Skogsstyrelsen har markerats med (S). För fridlysta arter anges även paragrafen i Artskyddsförordningen som arten är fridlyst enligt.</w:t>
-      </w:r>
-    </w:p>
-    <w:p>
-      <w:r>
-        <w:t>De påträffade naturvårdsarterna är ett tydligt kvitto på att detta rör sig om en skog med höga naturvärden. I Figur 1 visas en karta över det avverkningsanmälda området, där samtliga fyndplatser för naturvårdsarter som finns registrerade på Artportalen har markerats.</w:t>
+        <w:t>Detta klagomål behandlar höga naturvärden i avverkningsanmälan Karlstjärnberget i Bjurholms kommun som inkom 2026-07-12 och omfattar 56,4 ha.</w:t>
       </w:r>
     </w:p>
     <w:p>
@@ -206,7 +178,7 @@
       <w:r>
         <w:drawing>
           <wp:inline xmlns:a="http://schemas.openxmlformats.org/drawingml/2006/main" xmlns:pic="http://schemas.openxmlformats.org/drawingml/2006/picture">
-            <wp:extent cx="5486400" cy="4996292"/>
+            <wp:extent cx="5486400" cy="4840941"/>
             <wp:docPr id="1" name="Picture 1"/>
             <wp:cNvGraphicFramePr>
               <a:graphicFrameLocks noChangeAspect="1"/>
@@ -227,7 +199,7 @@
                   <pic:spPr>
                     <a:xfrm>
                       <a:off x="0" y="0"/>
-                      <a:ext cx="5486400" cy="4996292"/>
+                      <a:ext cx="5486400" cy="4840941"/>
                     </a:xfrm>
                     <a:prstGeom prst="rect"/>
                   </pic:spPr>
@@ -241,247 +213,25 @@
     <w:p>
       <w:pPr>
         <w:pStyle w:val="Caption"/>
+        <w:spacing w:after="240"/>
       </w:pPr>
       <w:r>
-        <w:t>Figur 1. Fyndplatser för naturvårdsarter i det avverkningsanmälda området (röd linje). Markörer utan svart kant är placerade på fyndplatsen. Markörer med svart kant är placerade vid sidan av fyndplatsen och har ett svart streck som visar fyndplatsens exakta position. Kartans mittpunktskoordinat är N 7090127, E 687170 i SWEREF 99 TM.</w:t>
+        <w:t>Figur 1. Fyndplatser för naturvårdsarter i och inom 19 meter från avverkningsanmälan. Markörer utan svart kant är placerade på fyndplatsen. Markörer med svart kant är placerade vid sidan av fyndplatsen har ett svart streck som visar fyndplatsens exakta position. Kartans mittpunktskoordinat är N 7090127, E 687170 i SWEREF 99 TM.</w:t>
       </w:r>
     </w:p>
     <w:p>
       <w:r>
-        <w:rPr>
-          <w:b/>
-        </w:rPr>
-        <w:t>Aspfjädermossa (VU)</w:t>
-      </w:r>
-      <w:r>
-        <w:t xml:space="preserve"> är knuten till gamla skogar, framförallt på näringsrik, högproduktiv mark där den växer på bark av främst ask, lönn och asp. Arten är placerad högst upp i Skogsstyrelsens värdepyramid för bedömning av skog med höga naturvärden. Samtliga lokaler måste ges ett ändamålsenligt skydd och ett urval förekomster bör övervakas för att följa populationens status (SLU Artdatabanken, 2024; Nitare &amp; Skogsstyrelsen, 2019).</w:t>
+        <w:t>I och inom 19 meter från avverkningsanmälan finns fynd av 24 naturvårdsarter, varav 20 är rödlistade, 2 är fridlysta, 18 är typiska (T) och 3 är signalarter (S): aspfjädermossa (VU, T), aspgelélav (VU, T), fläckporing (VU, T), garnlav (VU, T), knärot (VU, T, §8), skrovlig taggsvamp (VU), blanksvart spiklav (NT), blå taggsvamp (NT, T), dropptaggsvamp (NT, T), kolflarnlav (NT, T), koralltaggsvamp (NT, T), lunglav (NT, T), mörk kolflarnlav (NT), nordtagging (NT), orange taggsvamp (NT, T), reliktbock (NT, T), stiftgelélav (NT, T), stjärntagging (NT, T), vaddporing (NT), violettgrå tagellav (NT, T), skinnlav (S, T), stor aspticka (S, T), vedticka (S, T) och orre (§4). Se Figur 1.</w:t>
       </w:r>
     </w:p>
     <w:p>
       <w:r>
-        <w:rPr>
-          <w:b/>
-        </w:rPr>
-        <w:t>Aspgelélav (VU)</w:t>
-      </w:r>
-      <w:r>
-        <w:t xml:space="preserve"> växer praktiskt taget enbart på asp i skog med hög luftfuktighet. Aspgelélav missgynnas vid slutavverkning. I norra Sverige hotas arten genom slutavverkning av äldre barrskog med åldriga aspar, ofta på skogsbergens sluttningar. Arten försvinner på aspar som lämnas kvar på hyggen (SLU Artdatabanken, 2024).</w:t>
+        <w:t>Nedan presenteras relevanta utdrag ur standarderna för FSC, Chain of Custody, Controlled Wood och PEFC.</w:t>
       </w:r>
     </w:p>
     <w:p>
       <w:r>
-        <w:rPr>
-          <w:b/>
-        </w:rPr>
-        <w:t>Blanksvart spiklav (NT)</w:t>
-      </w:r>
-      <w:r>
-        <w:t xml:space="preserve"> förekommer på torr, hård, gammal kärnved men även på äldre ytved av tall i naturskogsartade bestånd med begränsad brandpåverkan och ostörd hydrologi. Skogsbruksåtgärder på eller i närheten av lokaler med blanksvart spiklav utgör ett hot. Naturskogsartade öppna tall- och barrblandskogar med blanksvart spiklav indikerar höga biologiska värden och bör bevaras (SLU Artdatabanken, 2024).</w:t>
-      </w:r>
-    </w:p>
-    <w:p>
-      <w:r>
-        <w:rPr>
-          <w:b/>
-        </w:rPr>
-        <w:t xml:space="preserve">Blå taggsvamp (NT) </w:t>
-      </w:r>
-      <w:r>
-        <w:t>är en karaktärsart i såväl örtrika kalkbarrskogar som i torra sandtallskogar där det föreligger gammal skog med långvarig trädkontinuitet. Är sällsynt och mycket kravfull i södra och mellersta Sverige. Den hotas främst av skogsavverkning och tycks försvinna efter slutavverkning, markberedning och plantering. I kalkgranskogar verkar arten vara mycket känslig. Granskogar med arten bör formellt skydddas (SLU Artdatabanken, 2024; Nitare &amp; Skogsstyrelsen, 2019).</w:t>
-      </w:r>
-    </w:p>
-    <w:p>
-      <w:r>
-        <w:rPr>
-          <w:b/>
-        </w:rPr>
-        <w:t>Fläckporing (VU)</w:t>
-      </w:r>
-      <w:r>
-        <w:t xml:space="preserve"> är en mycket bra signalart som visar på tallnaturskogar med höga naturvärden. Den är placerad högst upp i Skogsstyrelsens värdepyramid för bedömning av skog med höga naturvärden och indikerar områden som är mer eller mindre opåverkade av skogsbruk och där det funnits en kontinuitet av tallågor i olika nedbrytningsstadier. För att på lång sikt bibehålla livskraftiga populationer i ett område behövs troligen större skyddade områden som tillåter att man upprätthåller en naturlig branddynamik (SLU Artdatabanken, 2024; Nitare &amp; Skogsstyrelsen, 2019).</w:t>
-      </w:r>
-    </w:p>
-    <w:p>
-      <w:r>
-        <w:rPr>
-          <w:b/>
-        </w:rPr>
-        <w:t>Garnlav (NT)</w:t>
-      </w:r>
-      <w:r>
-        <w:t xml:space="preserve"> är en utpräglad barrskogsart som ibland kan drapera träden i norrländska grannaturskogar med hög luftfuktighet. Den förekommer även i talldominerade bestånd där den, förutom i trädens grenverk, påträffas hängande över ojämnheter i tallbarken. Arten har minskat starkt i södra och mellersta Sverige och den minskar även i sitt nordliga utbredningsområde. Orsaken till tillbakagången beror främst på slutavverkningar av naturskogsartade skogar. Bestånd med riklig förekomst bör regelmässigt sparas. Garnlav är värdväxt för den mycket sällsynta och akut hotade fjärilen barrskogslavfly (CR) som hör hemma i boreala barrskogar med riklig förekomst av värdväxten. Tidigare kunde arten konstateras årligen på flera platser vid Dala-Floda i Dalarna innan lokalerna kalavverkades. Senaste fyndet i landet av barrskogslavfly är från år 2000 då den påträffades vid Högberget i Sollefteå kommun (SLU Artdatabanken, 2024).</w:t>
-      </w:r>
-    </w:p>
-    <w:p>
-      <w:r>
-        <w:rPr>
-          <w:b/>
-        </w:rPr>
-        <w:t>Kolflarnlav (NT)</w:t>
-      </w:r>
-      <w:r>
-        <w:t xml:space="preserve"> är brandberoende och växer nästan uteslutande på kolad hård kärnved av tall. Etableringen verkar ske först 100–300 år efter brand och nytt substrat nybildas i mycket begränsad omfattning. Avverkning av tallskog av naturskogskaraktär med spår av återkommande bränder är ett hot och mängden lämplig ved att växa på för arten minskar dels på grund av naturlig nedbrytning men framförallt på grund av att det förstörs i samband med slutavverkningar, gallringar och markberedning. Såväl kolflarnlav som mörk kolflarnlav har glänsande bålfjäll och förekommer främst i tall- och blandbarrskogar av naturskogskaraktär med spår av återkommande bränder. Skogar som dessa hyser höga biologiska värden och bör skyddas (SLU Artdatabanken, 2024).</w:t>
-      </w:r>
-    </w:p>
-    <w:p>
-      <w:r>
-        <w:rPr>
-          <w:b/>
-        </w:rPr>
-        <w:t>Koralltaggsvamp (NT)</w:t>
-      </w:r>
-      <w:r>
-        <w:t xml:space="preserve"> är i hela landet en mycket bra signalart som nästan enbart påträffas i skogsområden med höga naturvärden. Arten hotas av brist på död ved. Ingrepp som innebär att lågor och döda eller skadade träd tas bort missgynnar arten. En slutavverkning, skoglig gallring eller annat uttag av virke på växtplatsen som ger ett förändrat lokalklimat innebär ett direkt hot liksom överföring av lövskog till barrskog (SLU Artdatabanken, 2024; Nitare &amp; Skogsstyrelsen, 2019).</w:t>
-      </w:r>
-    </w:p>
-    <w:p>
-      <w:r>
-        <w:rPr>
-          <w:b/>
-        </w:rPr>
-        <w:t>Lunglav (NT)</w:t>
-      </w:r>
-      <w:r>
-        <w:t xml:space="preserve"> är en av vårt lands främsta signalarter som överallt indikerar gamla lövträd, skogsbestånd med höga naturvärden och ekosystem med lång skoglig kontinuitet. Lokalt kan förekomsten vara mycket riklig men den hittas nästan enbart i gamla och ej slutavverkade skogar. Artens samtliga förekomster bör uppmärksammas från naturvårdssynpunkt, då många lokaler även hyser andra ovanliga och rödlistade arter. Rikliga förekomster bör skyddas med biotopskydd, frivilliga avsättningar eller reservat. Det finns ett antal sällsynta lavparasiter som växer på lunglav: lunglavsknapp (VU), skrovelmössing (DD), lunglavshårprick (DD), </w:t>
-      </w:r>
-      <w:r>
-        <w:rPr>
-          <w:i/>
-        </w:rPr>
-        <w:t>Calycina alstrupii</w:t>
-      </w:r>
-      <w:r>
-        <w:t xml:space="preserve"> (NA) och </w:t>
-      </w:r>
-      <w:r>
-        <w:rPr>
-          <w:i/>
-        </w:rPr>
-        <w:t>Chalara lobariae</w:t>
-      </w:r>
-      <w:r>
-        <w:t xml:space="preserve"> (NA) (SLU Artdatabanken, 2025; SLU Artdatabanken, 2024; Nitare &amp; Skogsstyrelsen, 2019).</w:t>
-      </w:r>
-    </w:p>
-    <w:p>
-      <w:r>
-        <w:rPr>
-          <w:b/>
-        </w:rPr>
-        <w:t>Mörk kolflarnlav (NT)</w:t>
-      </w:r>
-      <w:r>
-        <w:t xml:space="preserve"> är brandberoende och växer nästan uteslutande på kolad hård kärnved av tall. Arten förekommer främst i glesa, öppna tall- och blandbarrskogar av naturskogskaraktär och etableringen verkar ske sent efter brand, kanske först efter 100–300 år. Mörk kolflarnlav indikerar skog med höga naturvärden och vanligast är att den påträffas på rester av nedbrunna torrakor och högstubbar och lågstubbar som är så grova att hela innandömet är urbränt. Tall- och blandbarrskogar av naturskogskaraktär med spår av återkommande bränder hyser höga biologiska värden och bör skyddas (SLU Artdatabanken, 2024).</w:t>
-      </w:r>
-    </w:p>
-    <w:p>
-      <w:r>
-        <w:rPr>
-          <w:b/>
-        </w:rPr>
-        <w:t>Nordtagging (NT)</w:t>
-      </w:r>
-      <w:r>
-        <w:t xml:space="preserve"> växer främst på tallågor av grövre dimensioner och påträffas huvudsakligen i äldre skog som inte kalavverkats. Nordtaggingen missgynnas av att områden med äldre tallskog har minskat starkt. Bekämpning av skogsbränder, samtidigt som skogsbruket omvandlar naturligt glesa tallbestånd till likartade och betydligt tätare bestånd, har missgynnat arten. Bristen på gamla tallågor utgör på sikt ett allvarligt hot och återskapandet av lämpliga biotoper tar mycket lång tid. Områden med olikåldriga bestånd av tall och med stort inslag av äldre träd bör undantas från skoglig produktion (SLU Artdatabanken, 2024).</w:t>
-      </w:r>
-    </w:p>
-    <w:p>
-      <w:r>
-        <w:rPr>
-          <w:b/>
-        </w:rPr>
-        <w:t xml:space="preserve">Orange taggsvamp (NT) </w:t>
-      </w:r>
-      <w:r>
-        <w:t>bildar mykorrhiza med både gran och tall och den förekommer främst i äldre barrskogar med kontinuitetsskogskaraktär. Mest frekvent är den i äldre mossrik granskog, men då bara i skogar inom granens naturliga utbredningsområde och i bestånd med långvarig grankontinuitet. Den totala populationen i landet bedöms ha minskat kraftigt och fortsatt kommer att minska då arten är knuten till en produktiv skogsmiljö som successivt avverkas. Arten hotas främst av skogsavverkning och tycks försvinna efter slutavverkning, markberedning och plantering och det är inte känt att arten har återkommit i anlagd skog på tidigare kalmark (SLU Artdatabanken, 2024).</w:t>
-      </w:r>
-    </w:p>
-    <w:p>
-      <w:r>
-        <w:rPr>
-          <w:b/>
-        </w:rPr>
-        <w:t>Reliktbock (NT)</w:t>
-      </w:r>
-      <w:r>
-        <w:t xml:space="preserve"> är en skalbagge vars larvutveckling sker i tjock, solexponerad skorpbark på gamla, levande tallar. Ofta i träd som under längre tid stått fritt och öppet, t.ex. i kantzoner i odlingslandskap, längs stränder och åsar, men också i gles, gammal tallskog på mager mark. Arten är brandgynnad genom att omgivande småträd och buskar försvinner vid lågintensiva bränder samtidigt som gamla tallar överlever och förblir solexponerade. Minskningstakten för den svenska populationen bedöms vara nära gränsvärdet för Sårbar (VU) och i den europeiska rödlistan är reliktbock rödlistad som Sårbar (VU) vilket innebär att Sverige har ett internationellt ansvar för arten. Gamla tallskogar bör få ett långsiktigt skydd, och inte slutavverkas (SLU Artdatabanken, 2024; IUCN, 2016).</w:t>
-      </w:r>
-    </w:p>
-    <w:p>
-      <w:r>
-        <w:rPr>
-          <w:b/>
-        </w:rPr>
-        <w:t xml:space="preserve">Skinnlav </w:t>
-      </w:r>
-      <w:r>
-        <w:t>förekommer på diverse lövträd, främst på gammal asp och sälg. Den påträffas främst i områden med lång kontinuitet av grova lövträd och signalerar skogsmark med höga naturvärden. På lokalerna förekommer som regel ett flertal andra ovanliga eller rödlistade lavar. I likhet med gelélavarna, etablerar sig skinnlaven i skogsmark på grova aspar i sena lövsuccessioner (Nitare &amp; Skogsstyrelsen, 2019).</w:t>
-      </w:r>
-    </w:p>
-    <w:p>
-      <w:r>
-        <w:rPr>
-          <w:b/>
-        </w:rPr>
-        <w:t xml:space="preserve">Skrovlig taggsvamp (NT) </w:t>
-      </w:r>
-      <w:r>
-        <w:t>bildar mykorrhiza med tall i äldre tallskog, framför allt på tallhed. Den växer huvudsakligen i äldre barrskog som hotas av slutavverkning. Genom att äldre barrskogar och naturskogar blir allt sällsyntare, missgynnas arten av skogsbruk. Arten ingår i ett åtgärdsprogram för hotade arter (ÅGP) och en långsiktig tillgång till svampens värdträd behöver säkras genom att växtplatserna undantas från avverkning. Skrovlig taggsvamp är globalt rödlistad som nära hotad (NT) vilket innebär att Sverige har ett internationellt ansvar för arten (IUCN, 2025; SLU Artdatabanken, 2024; Nitare, 2006).</w:t>
-      </w:r>
-    </w:p>
-    <w:p>
-      <w:r>
-        <w:rPr>
-          <w:b/>
-        </w:rPr>
-        <w:t>Stiftgelélav (NT)</w:t>
-      </w:r>
-      <w:r>
-        <w:t xml:space="preserve"> växer på gamla aspar och sälgar i blandskogar med hög luftfuktighet. Slutavverkning och vedhuggning är de största hoten och lokaler bör undantas från rationell skogsskötsel. På lång sikt måste inslaget av asp öka i svensk skog (SLU Artdatabanken, 2024).</w:t>
-      </w:r>
-    </w:p>
-    <w:p>
-      <w:r>
-        <w:rPr>
-          <w:b/>
-        </w:rPr>
-        <w:t>Stjärntagging (NT)</w:t>
-      </w:r>
-      <w:r>
-        <w:t xml:space="preserve"> signalerar inom hela sitt utbredningsområde höga naturvärden. Svampen är uttorkningskänslig och beroende av ett oförändrat fuktigt mikroklimat. Den är även beroende av en ständig tillgång på död ved i olika nedbrytningsstadier, dock ej nödvändigtvis grova träd. Tidigare påverkan på miljön måste dock ha varit så skonsam att det naturliga skogsekosystemet till stora delar har bevarats. Minskningstakten för den svenska populationen bedöms vara nära gränsvärdet för Sårbar (VU) (SLU Artdatabanken, 2024; Nitare &amp; Skogsstyrelsen, 2019).</w:t>
-      </w:r>
-    </w:p>
-    <w:p>
-      <w:r>
-        <w:rPr>
-          <w:b/>
-        </w:rPr>
-        <w:t>Stor aspticka</w:t>
-      </w:r>
-      <w:r>
-        <w:t xml:space="preserve"> är knuten till gamla levande aspar och orsakar karaktäristiska inbuktningar i stammen (så kallad nekroser). Slutavverknings- och gallringsåtgärder i löv- och blandskogsbestånd som innebär att tillgången på grov asp minskar är ett hot mot arten. Det är viktigt att äldre aspar och aspbestånd sparas och för att gynna arten på sikt bör aspinslagen i t.ex. bergbranter, raviner, skogsbryn och kring äldre odlingsmarker generellt sparas i större utsträckning än vad som görs idag (SLU Artdatabanken, 2024; Nitare &amp; Skogsstyrelsen, 2019).</w:t>
-      </w:r>
-    </w:p>
-    <w:p>
-      <w:r>
-        <w:rPr>
-          <w:b/>
-        </w:rPr>
-        <w:t xml:space="preserve">Vaddporing (NT) </w:t>
-      </w:r>
-      <w:r>
-        <w:t>är en brunrötande vednedbrytare som hittas på undersidan av liggande murken tallved i olika former. Substratet utgörs framför allt av den typ av hård, kådimpregnerad och ofta kolad tallved som skapas i brandpräglad skog. Vedtypen nybildas i mycket liten omfattning och det är sannolikt att arten upplever en utdöendeskuld. För att garantera artens fortlevnad bör man både säkra att artens växtplatser hålls intakta samt att långsiktigt säkerställa att ny ved tillkommer, allra helst i omedelbar anslutning till artens växtplatser. Skoglig gallring och annat uttag av virke innebär ett hot mot arten (SLU Artdatabanken, 2024).</w:t>
-      </w:r>
-    </w:p>
-    <w:p>
-      <w:r>
-        <w:rPr>
-          <w:b/>
-        </w:rPr>
-        <w:t>Violettgrå tagellav (NT)</w:t>
-      </w:r>
-      <w:r>
-        <w:t xml:space="preserve"> växer nästan uteslutande i gamla olikåldriga barrnaturskogar med lång skoglig kontinuitet och är en utmärkt signal på skog med höga naturvärden. Slutavverkning av tidigare aldrig slutavverkad skog (kontinuitetsskog) är det största hotet. Biotopen nyskapas i begränsad omfattning och barrskog äldre än 160 år, där den violettgrå tagellaven huvudsakligen påträffas har minskat med 50% de senaste 50 åren. Lågproduktiv skogsmark där laven förekommer bör undantas från skogsbruk och rika förekomster i äldre granskog bör skyddas. Arten är känslig för uttorkning och det är väsentligt att tillräckligt stora bestånd avsätts (SLU Artdatabanken, 2024; Nitare &amp; Skogsstyrelsen, 2019).</w:t>
+        <w:t>Vi förväntar oss att ni återkommer med ett skriftligt svar på vårt klagomål och även beskriver vilka korrigerande åtgärder ni satt in för att rätta till identifierade brister i er efterlevnad av den svenska FSC standarden.</w:t>
       </w:r>
     </w:p>
     <w:p>
@@ -489,26 +239,597 @@
         <w:pStyle w:val="Heading1"/>
       </w:pPr>
       <w:r>
-        <w:t>Fridlysta arter</w:t>
+        <w:t>Naturvårdsarter och fridlysta arter</w:t>
       </w:r>
     </w:p>
     <w:p>
       <w:r>
-        <w:t>Följande fridlysta arter har sina livsmiljöer och växtplatser i den avverkningsanmälda skogen: orre (§4).</w:t>
+        <w:t>Nedan följer beskrivningar av de naturvårdsarter och fridlysta arter som har sina livsmiljöer och växtplatser i den avverkningsanmälda skogen. Se även ytterligare artfakta i BILAGA 1. De påträffade naturvårdsarterna är ett tydligt kvitto på att det rör sig om en skog med höga naturvärden.</w:t>
       </w:r>
     </w:p>
     <w:p>
-      <w:r>
-        <w:t xml:space="preserve">Observera att medlemsländerna är skyldiga att agera i enlighet med EU:s fågeldirektiv där det uttryckligen står att direktivet gäller för fåglar samt för deras ägg, bon och </w:t>
-      </w:r>
       <w:r>
         <w:rPr>
           <w:b/>
         </w:rPr>
-        <w:t xml:space="preserve">livsmiljöer </w:t>
-      </w:r>
-      <w:r>
-        <w:t>(artikel 1). Vidare att de åtgärder som vidtas inte får leda till en försämring av den nuvarande situationen beträffande bevarandet av de fågelarter som avses i artikel 1 (artikel 13). Fågeldirektivet är styrande för tillsynsansvariga myndigheters ärendehantering, ställningstaganden och beslutsfattande.</w:t>
+        <w:t>Aspfjädermossa (VU)</w:t>
+      </w:r>
+      <w:r>
+        <w:t xml:space="preserve"> är knuten till gamla skogar, framförallt på näringsrik, högproduktiv mark där den växer på bark av främst ask, lönn och asp. Arten är placerad högst upp i Skogsstyrelsens värdepyramid för bedömning av skog med höga naturvärden. Samtliga lokaler måste ges ett ändamålsenligt skydd och ett urval förekomster bör övervakas för att följa populationens status. Aspfjädermossa är typisk art för </w:t>
+      </w:r>
+      <w:r>
+        <w:rPr>
+          <w:i/>
+        </w:rPr>
+        <w:t>9010 Taiga</w:t>
+      </w:r>
+      <w:r>
+        <w:t xml:space="preserve"> (SLU Artdatabanken, 2024; Nitare &amp; Skogsstyrelsen, 2019).</w:t>
+      </w:r>
+    </w:p>
+    <w:p>
+      <w:r>
+        <w:rPr>
+          <w:b/>
+        </w:rPr>
+        <w:t>Aspgelélav (VU)</w:t>
+      </w:r>
+      <w:r>
+        <w:t xml:space="preserve"> växer praktiskt taget enbart på asp i skog med hög luftfuktighet. Aspgelélav missgynnas vid slutavverkning. I norra Sverige hotas arten genom slutavverkning av äldre barrskog med åldriga aspar, ofta på skogsbergens sluttningar. Arten försvinner på aspar som lämnas kvar på hyggen. Aspgelélav (VU) är typisk art för </w:t>
+      </w:r>
+      <w:r>
+        <w:rPr>
+          <w:i/>
+        </w:rPr>
+        <w:t>9010 Taiga</w:t>
+      </w:r>
+      <w:r>
+        <w:t xml:space="preserve"> (SLU Artdatabanken, 2024).</w:t>
+      </w:r>
+    </w:p>
+    <w:p>
+      <w:r>
+        <w:rPr>
+          <w:b/>
+        </w:rPr>
+        <w:t>Fläckporing (VU)</w:t>
+      </w:r>
+      <w:r>
+        <w:t xml:space="preserve"> är en mycket bra signalart som visar på tallnaturskogar med höga naturvärden. Den är placerad högst upp i Skogsstyrelsens värdepyramid för bedömning av skog med höga naturvärden och indikerar områden som är mer eller mindre opåverkade av skogsbruk och där det funnits en kontinuitet av tallågor i olika nedbrytningsstadier. För att på lång sikt bibehålla livskraftiga populationer i ett område behövs troligen större skyddade områden som tillåter att man upprätthåller en naturlig branddynamik. Fläckporing är typisk art för </w:t>
+      </w:r>
+      <w:r>
+        <w:rPr>
+          <w:i/>
+        </w:rPr>
+        <w:t>9010 Taiga</w:t>
+      </w:r>
+      <w:r>
+        <w:t xml:space="preserve"> (SLU Artdatabanken, 2024; Nitare &amp; Skogsstyrelsen, 2019).</w:t>
+      </w:r>
+    </w:p>
+    <w:p>
+      <w:r>
+        <w:rPr>
+          <w:b/>
+        </w:rPr>
+        <w:t>Garnlav (VU)</w:t>
+      </w:r>
+      <w:r>
+        <w:t xml:space="preserve"> är en utpräglad barrskogsart som ibland kan drapera träden i norrländska grannaturskogar med hög luftfuktighet. Den förekommer även i talldominerade bestånd där den, förutom i trädens grenverk, påträffas hängande över ojämnheter i tallbarken. Arten har minskat starkt i södra och mellersta Sverige och den minskar även i sitt nordliga utbredningsområde. Minskningstakten uppgår till 30 (20–50) % inom 50 år och överstiger gränsvärdet för Sårbar (VU). Orsaken till tillbakagången beror främst på slutavverkningar av naturskogsartade skogar. Bestånd med riklig förekomst bör regelmässigt sparas, vilket även gynnar flera andra sällsynta och rödlistade arter. Garnlav är värdväxt för den mycket sällsynta och akut hotade fjärilen barrskogslavfly (CR) som hör hemma i boreala barrskogar med riklig förekomst av värdväxten. Tidigare kunde arten konstateras årligen på flera platser vid Dala-Floda i Dalarna innan lokalerna kalavverkades. Senaste fyndet i landet av barrskogslavfly är från år 2000 då den påträffades vid Högberget i Sollefteå kommun. Garnlav är typisk art för </w:t>
+      </w:r>
+      <w:r>
+        <w:rPr>
+          <w:i/>
+        </w:rPr>
+        <w:t xml:space="preserve">9010 Taiga </w:t>
+      </w:r>
+      <w:r>
+        <w:t>och</w:t>
+      </w:r>
+      <w:r>
+        <w:rPr>
+          <w:i/>
+        </w:rPr>
+        <w:t xml:space="preserve"> 9070 Trädklädd betesmark</w:t>
+      </w:r>
+      <w:r>
+        <w:t xml:space="preserve"> (SLU Artdatabanken, 2026).</w:t>
+      </w:r>
+    </w:p>
+    <w:p>
+      <w:r>
+        <w:rPr>
+          <w:b/>
+        </w:rPr>
+        <w:t>Knärot (VU, §8)</w:t>
+      </w:r>
+      <w:r>
+        <w:t xml:space="preserve"> är typisk art för </w:t>
+      </w:r>
+      <w:r>
+        <w:rPr>
+          <w:i/>
+        </w:rPr>
+        <w:t xml:space="preserve">9010 Taiga </w:t>
+      </w:r>
+      <w:r>
+        <w:t>och</w:t>
+      </w:r>
+      <w:r>
+        <w:rPr>
+          <w:i/>
+        </w:rPr>
+        <w:t xml:space="preserve"> 9050 Näringsrik granskog</w:t>
+      </w:r>
+      <w:r>
+        <w:t xml:space="preserve">, rödlistad som sårbar och fridlyst enligt 8§ artskyddsförordningen. En nyligen genomförd analys av 79 floraväktarlokaler indikerar att det behövs någonstans mellan 100 och 150 meters skyddszon för att en knärotspopulation inte ska dö ut på lång sikt (Sebestyén &amp; Sundberg, 2025). Detta ligger väl i linje med tidigare genomförda studier som visar att det krävs väl tilltagna buffertzoner för att knäroten inte ska ta skada av skogsbruksåtgärder i intilliggande skog (Johnson, 2014; Koelmeijer m.fl., 2022; Skogsstyrelsen, 2022). Arten är även känslig för gallring vilket framgår av Skogsstyrelsens egen vägledning för hänsyn till knärot (Skogsstyrelsen, 2022). Ytterligare en studie visar på den starka korrelationen mellan minskande arealer kontinuitetsskog och lokal utdöenderisk. Knäroten uppvisade en mycket låg koloniseringsgrad (0,7 % över 10 år) i kombination med hög lokal utrotningsrisk (75,2 %), där utrotningssannolikheten ökade kraftigt när arealen kontinuitetsskog minskade mellan undersökningar, t.ex. på grund av kalhyggesbruk (Johansson et al., 2026). För rika förekomster av knärot är reservatsbildning eller biotopskydd lämpliga åtgärder för att skydda den. På knärot kan den sällsynta rostsvampen </w:t>
+      </w:r>
+      <w:r>
+        <w:rPr>
+          <w:i/>
+        </w:rPr>
+        <w:t>Pucciniastrum goodyerae</w:t>
+      </w:r>
+      <w:r>
+        <w:t xml:space="preserve"> påträffas. </w:t>
+      </w:r>
+      <w:r>
+        <w:rPr>
+          <w:i/>
+        </w:rPr>
+        <w:t>Pucciniastrum goodyerae</w:t>
+      </w:r>
+      <w:r>
+        <w:t xml:space="preserve"> är klassad som NE (ej bedömd) i rödlistan (SLU Artdatabanken, 2024).</w:t>
+      </w:r>
+    </w:p>
+    <w:p>
+      <w:r>
+        <w:t>I det avverkningsanmälda området finns 2 fyndplatser för knärot registrerade på Artportalen. Figur 2 visar gränserna för buffertzoner på 50 m, som behöver lämnas kring fyndplatserna för att knärotslokalerna inte ska försvinna vid en avverkning. Av det avverkningsanmälda området överlappar 1.41 ha med buffertzonerna och får av detta skäl inte avverkas.</w:t>
+      </w:r>
+    </w:p>
+    <w:p>
+      <w:pPr>
+        <w:pStyle w:val="Caption"/>
+      </w:pPr>
+      <w:r>
+        <w:drawing>
+          <wp:inline xmlns:a="http://schemas.openxmlformats.org/drawingml/2006/main" xmlns:pic="http://schemas.openxmlformats.org/drawingml/2006/picture">
+            <wp:extent cx="5486400" cy="6207397"/>
+            <wp:docPr id="2" name="Picture 2"/>
+            <wp:cNvGraphicFramePr>
+              <a:graphicFrameLocks noChangeAspect="1"/>
+            </wp:cNvGraphicFramePr>
+            <a:graphic>
+              <a:graphicData uri="http://schemas.openxmlformats.org/drawingml/2006/picture">
+                <pic:pic>
+                  <pic:nvPicPr>
+                    <pic:cNvPr id="0" name="Karlstjärnberget karta knärot.png"/>
+                    <pic:cNvPicPr/>
+                  </pic:nvPicPr>
+                  <pic:blipFill>
+                    <a:blip r:embed="rId17"/>
+                    <a:stretch>
+                      <a:fillRect/>
+                    </a:stretch>
+                  </pic:blipFill>
+                  <pic:spPr>
+                    <a:xfrm>
+                      <a:off x="0" y="0"/>
+                      <a:ext cx="5486400" cy="6207397"/>
+                    </a:xfrm>
+                    <a:prstGeom prst="rect"/>
+                  </pic:spPr>
+                </pic:pic>
+              </a:graphicData>
+            </a:graphic>
+          </wp:inline>
+        </w:drawing>
+      </w:r>
+    </w:p>
+    <w:p>
+      <w:pPr>
+        <w:pStyle w:val="Caption"/>
+        <w:spacing w:after="240"/>
+      </w:pPr>
+      <w:r>
+        <w:t>Figur 2. Fyndplatser och buffertzoner för knärot i det avverkningsanmälda området. Endast fyndplatser vars buffertzoner överlappar med det avverkningsanmälda området har tagits med i visualiseringen. Kartans mittpunktskoordinat är N 7090127, E 687170 i SWEREF 99 TM.</w:t>
+      </w:r>
+    </w:p>
+    <w:p>
+      <w:r>
+        <w:rPr>
+          <w:b/>
+        </w:rPr>
+        <w:t xml:space="preserve">Skrovlig taggsvamp (VU) </w:t>
+      </w:r>
+      <w:r>
+        <w:t>bildar mykorrhiza med tall i äldre tallskog, framför allt på tallhed. Den växer huvudsakligen i äldre barrskog som hotas av slutavverkning. Genom att äldre barrskogar och naturskogar blir allt sällsyntare, missgynnas arten av skogsbruk. Arten ingår i ett åtgärdsprogram för hotade arter (ÅGP) och en långsiktig tillgång till svampens värdträd behöver säkras genom att växtplatserna undantas från avverkning. Skrovlig taggsvamp är globalt rödlistad som nära hotad (NT) vilket innebär att Sverige har ett internationellt ansvar för arten (IUCN, 2025; SLU Artdatabanken, 2026; Nitare, 2006).</w:t>
+      </w:r>
+    </w:p>
+    <w:p>
+      <w:r>
+        <w:rPr>
+          <w:b/>
+        </w:rPr>
+        <w:t>Blanksvart spiklav (NT)</w:t>
+      </w:r>
+      <w:r>
+        <w:t xml:space="preserve"> förekommer på torr, hård, gammal kärnved men även på äldre ytved av tall i naturskogsartade bestånd med begränsad brandpåverkan och ostörd hydrologi. Skogsbruksåtgärder på eller i närheten av lokaler med blanksvart spiklav utgör ett hot. Naturskogsartade öppna tall- och barrblandskogar med blanksvart spiklav indikerar höga biologiska värden och bör bevaras (SLU Artdatabanken, 2024).</w:t>
+      </w:r>
+    </w:p>
+    <w:p>
+      <w:r>
+        <w:rPr>
+          <w:b/>
+        </w:rPr>
+        <w:t xml:space="preserve">Blå taggsvamp (NT) </w:t>
+      </w:r>
+      <w:r>
+        <w:t xml:space="preserve">är en karaktärsart i såväl örtrika kalkbarrskogar som i torra sandtallskogar där det föreligger gammal skog med långvarig trädkontinuitet. Är sällsynt och mycket kravfull i södra och mellersta Sverige. Den hotas främst av skogsavverkning och tycks försvinna efter slutavverkning, markberedning och plantering. I kalkgranskogar verkar arten vara mycket känslig. Granskogar med arten bör formellt skydddas. Blå taggsvamp (NT) är typisk art för </w:t>
+      </w:r>
+      <w:r>
+        <w:rPr>
+          <w:i/>
+        </w:rPr>
+        <w:t>9010 Taiga</w:t>
+      </w:r>
+      <w:r>
+        <w:t xml:space="preserve"> (SLU Artdatabanken, 2024; Nitare &amp; Skogsstyrelsen, 2019).</w:t>
+      </w:r>
+    </w:p>
+    <w:p>
+      <w:r>
+        <w:rPr>
+          <w:b/>
+        </w:rPr>
+        <w:t>Dropptaggsvamp (NT)</w:t>
+      </w:r>
+      <w:r>
+        <w:t xml:space="preserve"> bildar mykorrhiza med tall, främst i barrskog med trädkontinuitet, i magra, torra och ljusöppna lavtallskogar och i barrblandskogar med friskmossor och lingon i fältskiktet. Den totala populationen i landet har minskat och bedöms fortsätta minska till följd av slutavverkningar av tallskog. Det är högst oklart om arten långsiktigt kan etablera och reproducera sig i skogsbestånd som brukas med trakthyggesmetoder, markberedning, gödsling eller föryngring med förädlat plantmaterial. Uppfyller kriterierna för att bli rödlistad på grund av ny kunskap som visar att en större andel av populationen än tidigare bedömt är knuten till kontinuitetsbarrskog. Minskningstakten för den svenska populationen bedöms vara nära gränsvärdet för Sårbar (VU). Dropptaggsvamp är typisk art för </w:t>
+      </w:r>
+      <w:r>
+        <w:rPr>
+          <w:i/>
+        </w:rPr>
+        <w:t xml:space="preserve">9010 Taiga </w:t>
+      </w:r>
+      <w:r>
+        <w:t>(SLU Artdatabanken, 2026).</w:t>
+      </w:r>
+    </w:p>
+    <w:p>
+      <w:r>
+        <w:rPr>
+          <w:b/>
+        </w:rPr>
+        <w:t>Kolflarnlav (NT)</w:t>
+      </w:r>
+      <w:r>
+        <w:t xml:space="preserve"> är brandberoende och växer nästan uteslutande på kolad hård kärnved av tall. Etableringen verkar ske först 100–300 år efter brand och nytt substrat nybildas i mycket begränsad omfattning. Avverkning av tallskog av naturskogskaraktär med spår av återkommande bränder är ett hot och mängden lämplig ved att växa på för arten minskar dels på grund av naturlig nedbrytning men framförallt på grund av att det förstörs i samband med slutavverkningar, gallringar och markberedning. Såväl kolflarnlav som mörk kolflarnlav har glänsande bålfjäll och förekommer främst i tall- och blandbarrskogar av naturskogskaraktär med spår av återkommande bränder. Skogar som dessa hyser höga biologiska värden och bör skyddas. Kolflarnlav är typisk art för </w:t>
+      </w:r>
+      <w:r>
+        <w:rPr>
+          <w:i/>
+        </w:rPr>
+        <w:t>9010 Taiga</w:t>
+      </w:r>
+      <w:r>
+        <w:t xml:space="preserve"> (SLU Artdatabanken, 2024).</w:t>
+      </w:r>
+    </w:p>
+    <w:p>
+      <w:r>
+        <w:rPr>
+          <w:b/>
+        </w:rPr>
+        <w:t>Koralltaggsvamp (NT)</w:t>
+      </w:r>
+      <w:r>
+        <w:t xml:space="preserve"> är i hela landet en mycket bra signalart som nästan enbart påträffas i skogsområden med höga naturvärden. Arten hotas av brist på död ved. Ingrepp som innebär att lågor och döda eller skadade träd tas bort missgynnar arten. En slutavverkning, skoglig gallring eller annat uttag av virke på växtplatsen som ger ett förändrat lokalklimat innebär ett direkt hot liksom överföring av lövskog till barrskog. Koralltaggsvamp är typisk art för </w:t>
+      </w:r>
+      <w:r>
+        <w:rPr>
+          <w:i/>
+        </w:rPr>
+        <w:t>9010 Taiga, 9050 Näringsrik granskog</w:t>
+      </w:r>
+      <w:r>
+        <w:t xml:space="preserve"> och</w:t>
+      </w:r>
+      <w:r>
+        <w:rPr>
+          <w:i/>
+        </w:rPr>
+        <w:t xml:space="preserve"> 9030 Landhöjningsskog</w:t>
+      </w:r>
+      <w:r>
+        <w:t xml:space="preserve"> (SLU Artdatabanken, 2024; Nitare &amp; Skogsstyrelsen, 2019).</w:t>
+      </w:r>
+    </w:p>
+    <w:p>
+      <w:r>
+        <w:rPr>
+          <w:b/>
+        </w:rPr>
+        <w:t>Lunglav (NT)</w:t>
+      </w:r>
+      <w:r>
+        <w:t xml:space="preserve"> är en av vårt lands främsta signalarter som överallt indikerar gamla lövträd, skogsbestånd med höga naturvärden och ekosystem med långskoglig kontinuitet. Lokalt kan förekomsten vara mycket riklig men den hittas nästan enbart i gamla och ej slutavverkade skogar. Artens samtliga förekomster bör uppmärksammas från naturvårdssynpunkt, då många lokaler även hyser andra ovanliga och rödlistade arter. Rikliga förekomster bör skyddas med biotopskydd, frivilliga avsättningar eller reservat. På lunglav kan de sällsynta lavparasiterna lunglavshårprick (CR), </w:t>
+      </w:r>
+      <w:r>
+        <w:rPr>
+          <w:i/>
+        </w:rPr>
+        <w:t>Abrothallus diederichii</w:t>
+      </w:r>
+      <w:r>
+        <w:t xml:space="preserve"> (VU), </w:t>
+      </w:r>
+      <w:r>
+        <w:rPr>
+          <w:i/>
+        </w:rPr>
+        <w:t>Abrothallus lobariae</w:t>
+      </w:r>
+      <w:r>
+        <w:t xml:space="preserve"> (VU), </w:t>
+      </w:r>
+      <w:r>
+        <w:rPr>
+          <w:i/>
+        </w:rPr>
+        <w:t>Calycina lobariae</w:t>
+      </w:r>
+      <w:r>
+        <w:t xml:space="preserve"> (VU), lunglavsknapp (VU) och skrovelmössing (VU) påträffas. Lunglav är typisk art för </w:t>
+      </w:r>
+      <w:r>
+        <w:rPr>
+          <w:i/>
+        </w:rPr>
+        <w:t>9010 Taiga, 9020 Nordlig ädellövskog, 9110 Näringsfattig bokskog, 9130 Näringsrik bokskog, 9160 Näringsrik ekskog, 9180 Ädellövskog i branter, 9190 Näringsfattig ekskog, 9070 Trädklädd betesmark, 9040 Fjällbjörkskog</w:t>
+      </w:r>
+      <w:r>
+        <w:t xml:space="preserve"> och</w:t>
+      </w:r>
+      <w:r>
+        <w:rPr>
+          <w:i/>
+        </w:rPr>
+        <w:t xml:space="preserve"> 6530 Lövängar</w:t>
+      </w:r>
+      <w:r>
+        <w:t xml:space="preserve"> (SLU Artdatabanken, 2026; Nitare &amp; Skogsstyrelsen, 2019).</w:t>
+      </w:r>
+    </w:p>
+    <w:p>
+      <w:r>
+        <w:rPr>
+          <w:b/>
+        </w:rPr>
+        <w:t>Mörk kolflarnlav (NT)</w:t>
+      </w:r>
+      <w:r>
+        <w:t xml:space="preserve"> är brandberoende och växer nästan uteslutande på kolad hård kärnved av tall. Arten förekommer främst i glesa, öppna tall- och blandbarrskogar av naturskogskaraktär och etableringen verkar ske sent efter brand, kanske först efter 100–300 år. Mörk kolflarnlav indikerar skog med höga naturvärden och vanligast är att den påträffas på rester av nedbrunna torrakor och högstubbar och lågstubbar som är så grova att hela innandömet är urbränt. Tall- och blandbarrskogar av naturskogskaraktär med spår av återkommande bränder hyser höga biologiska värden och bör skyddas (SLU Artdatabanken, 2024).</w:t>
+      </w:r>
+    </w:p>
+    <w:p>
+      <w:r>
+        <w:rPr>
+          <w:b/>
+        </w:rPr>
+        <w:t>Nordtagging (NT)</w:t>
+      </w:r>
+      <w:r>
+        <w:t xml:space="preserve"> växer främst på tallågor av grövre dimensioner och påträffas huvudsakligen i äldre skog som inte kalavverkats. Nordtaggingen missgynnas av att områden med äldre tallskog har minskat starkt. Bekämpning av skogsbränder, samtidigt som skogsbruket omvandlar naturligt glesa tallbestånd till likartade och betydligt tätare bestånd, har missgynnat arten. Bristen på gamla tallågor utgör på sikt ett allvarligt hot och återskapandet av lämpliga biotoper tar mycket lång tid. Områden med olikåldriga bestånd av tall och med stort inslag av äldre träd bör undantas från skoglig produktion (SLU Artdatabanken, 2024).</w:t>
+      </w:r>
+    </w:p>
+    <w:p>
+      <w:r>
+        <w:rPr>
+          <w:b/>
+        </w:rPr>
+        <w:t xml:space="preserve">Orange taggsvamp (NT) </w:t>
+      </w:r>
+      <w:r>
+        <w:t xml:space="preserve">bildar mykorrhiza med både gran och tall och den förekommer främst i äldre barrskogar med kontinuitetsskogskaraktär. Mest frekvent är den i äldre mossrik granskog, men då bara i skogar inom granens naturliga utbredningsområde och i bestånd med långvarig grankontinuitet. Den totala populationen i landet bedöms ha minskat kraftigt och fortsatt kommer att minska då arten är knuten till en produktiv skogsmiljö som successivt avverkas. Arten hotas främst av skogsavverkning och tycks försvinna efter slutavverkning, markberedning och plantering och det är inte känt att arten har återkommit i anlagd skog på tidigare kalmark. Orange taggsvamp är typisk art för </w:t>
+      </w:r>
+      <w:r>
+        <w:rPr>
+          <w:i/>
+        </w:rPr>
+        <w:t>9010 Taiga</w:t>
+      </w:r>
+      <w:r>
+        <w:t xml:space="preserve"> (SLU Artdatabanken, 2024).</w:t>
+      </w:r>
+    </w:p>
+    <w:p>
+      <w:r>
+        <w:rPr>
+          <w:b/>
+        </w:rPr>
+        <w:t>Reliktbock (NT)</w:t>
+      </w:r>
+      <w:r>
+        <w:t xml:space="preserve"> är en skalbagge vars larvutveckling sker i tjock, solexponerad skorpbark på gamla, levande tallar. Ofta i träd som under längre tid stått fritt och öppet, t.ex. i kantzoner i odlingslandskap, längs stränder och åsar, men också i gles, gammal tallskog på mager mark. Arten är brandgynnad genom att omgivande småträd och buskar försvinner vid lågintensiva bränder samtidigt som gamla tallar överlever och förblir solexponerade. Minskningstakten för den svenska populationen bedöms vara nära gränsvärdet för Sårbar (VU) och i den europeiska rödlistan är reliktbock rödlistad som Sårbar (VU) vilket innebär att Sverige har ett internationellt ansvar för arten. Gamla tallskogar bör få ett långsiktigt skydd, och inte slutavverkas. Reliktbock är typisk art för </w:t>
+      </w:r>
+      <w:r>
+        <w:rPr>
+          <w:i/>
+        </w:rPr>
+        <w:t>9010 Taiga</w:t>
+      </w:r>
+      <w:r>
+        <w:t xml:space="preserve"> och</w:t>
+      </w:r>
+      <w:r>
+        <w:rPr>
+          <w:i/>
+        </w:rPr>
+        <w:t xml:space="preserve"> 9060 Åsbarrskog</w:t>
+      </w:r>
+      <w:r>
+        <w:t xml:space="preserve"> (SLU Artdatabanken, 2024; IUCN, 2016).</w:t>
+      </w:r>
+    </w:p>
+    <w:p>
+      <w:r>
+        <w:rPr>
+          <w:b/>
+        </w:rPr>
+        <w:t>Stiftgelélav (NT)</w:t>
+      </w:r>
+      <w:r>
+        <w:t xml:space="preserve"> växer på gamla aspar och sälgar i blandskogar med hög luftfuktighet. Slutavverkning och vedhuggning är de största hoten och lokaler bör undantas från rationell skogsskötsel. På lång sikt måste inslaget av asp öka i svensk skog. Stiftgelélav är typisk art för </w:t>
+      </w:r>
+      <w:r>
+        <w:rPr>
+          <w:i/>
+        </w:rPr>
+        <w:t>9010 Taiga</w:t>
+      </w:r>
+      <w:r>
+        <w:t xml:space="preserve"> (SLU Artdatabanken, 2024).</w:t>
+      </w:r>
+    </w:p>
+    <w:p>
+      <w:r>
+        <w:rPr>
+          <w:b/>
+        </w:rPr>
+        <w:t>Stjärntagging (NT)</w:t>
+      </w:r>
+      <w:r>
+        <w:t xml:space="preserve"> signalerar inom hela sitt utbredningsområde höga naturvärden. Svampen är uttorkningskänslig och beroende av ett oförändrat fuktigt mikroklimat. Den är även beroende av en ständig tillgång på död ved i olika nedbrytningsstadier, dock ej nödvändigtvis grova träd. Tidigare påverkan på miljön måste dock ha varit så skonsam att det naturliga skogsekosystemet till stora delar har bevarats. Minskningstakten för den svenska populationen bedöms vara nära gränsvärdet för Sårbar (VU). Stjärntagging är typisk art för </w:t>
+      </w:r>
+      <w:r>
+        <w:rPr>
+          <w:i/>
+        </w:rPr>
+        <w:t xml:space="preserve">9010 Taiga, 9050 Näringsrik granskog </w:t>
+      </w:r>
+      <w:r>
+        <w:t xml:space="preserve">och </w:t>
+      </w:r>
+      <w:r>
+        <w:rPr>
+          <w:i/>
+        </w:rPr>
+        <w:t>9030 Landhöjningsskog</w:t>
+      </w:r>
+      <w:r>
+        <w:t xml:space="preserve"> (SLU Artdatabanken, 2024; Nitare &amp; Skogsstyrelsen, 2019).</w:t>
+      </w:r>
+    </w:p>
+    <w:p>
+      <w:r>
+        <w:rPr>
+          <w:b/>
+        </w:rPr>
+        <w:t xml:space="preserve">Vaddporing (NT) </w:t>
+      </w:r>
+      <w:r>
+        <w:t>är en brunrötande vednedbrytare som hittas på undersidan av liggande murken tallved i olika former. Substratet utgörs framför allt av den typ av hård, kådimpregnerad och ofta kolad tallved som skapas i brandpräglad skog. Vedtypen nybildas i mycket liten omfattning och det är sannolikt att arten upplever en utdöendeskuld. För att garantera artens fortlevnad bör man både säkra att artens växtplatser hålls intakta samt att långsiktigt säkerställa att ny ved tillkommer, allra helst i omedelbar anslutning till artens växtplatser. Skoglig gallring och annat uttag av virke innebär ett hot mot arten (SLU Artdatabanken, 2024).</w:t>
+      </w:r>
+    </w:p>
+    <w:p>
+      <w:r>
+        <w:rPr>
+          <w:b/>
+        </w:rPr>
+        <w:t>Violettgrå tagellav (NT)</w:t>
+      </w:r>
+      <w:r>
+        <w:t xml:space="preserve"> växer nästan uteslutande i gamla olikåldriga barrnaturskogar med lång skoglig kontinuitet och är en utmärkt signal på skog med höga naturvärden. Slutavverkning av tidigare aldrig slutavverkad skog (kontinuitetsskog) är det största hotet. Biotopen nyskapas i begränsad omfattning och barrskog äldre än 160 år, där den violettgrå tagellaven huvudsakligen påträffas har minskat med 50% de senaste 50 åren. Lågproduktiv skogsmark där laven förekommer bör undantas från skogsbruk och rika förekomster i äldre granskog bör skyddas. Arten är känslig för uttorkning och det är väsentligt att tillräckligt stora bestånd avsätts. Violettgrå tagellav är typisk art för </w:t>
+      </w:r>
+      <w:r>
+        <w:rPr>
+          <w:i/>
+        </w:rPr>
+        <w:t>9010 Taiga</w:t>
+      </w:r>
+      <w:r>
+        <w:t xml:space="preserve"> (SLU Artdatabanken, 2024; Nitare &amp; Skogsstyrelsen, 2019).</w:t>
+      </w:r>
+    </w:p>
+    <w:p>
+      <w:r>
+        <w:rPr>
+          <w:b/>
+        </w:rPr>
+        <w:t xml:space="preserve">Skinnlav </w:t>
+      </w:r>
+      <w:r>
+        <w:t xml:space="preserve">förekommer på diverse lövträd, främst på gammal asp och sälg. Den påträffas främst i områden med lång kontinuitet av grova lövträd och signalerar skogsmark med höga naturvärden. På lokalerna förekommer som regel ett flertal andra ovanliga eller rödlistade lavar. I likhet med gelélavarna, etablerar sig skinnlaven i skogsmark på grova aspar i sena lövsuccessioner. Skinnlav är typisk art för </w:t>
+      </w:r>
+      <w:r>
+        <w:rPr>
+          <w:i/>
+        </w:rPr>
+        <w:t xml:space="preserve">9010 Taiga, 9020 Nordlig ädellövskog </w:t>
+      </w:r>
+      <w:r>
+        <w:t xml:space="preserve">och </w:t>
+      </w:r>
+      <w:r>
+        <w:rPr>
+          <w:i/>
+        </w:rPr>
+        <w:t xml:space="preserve">9070 Trädklädd betesmark </w:t>
+      </w:r>
+      <w:r>
+        <w:t>(Nitare &amp; Skogsstyrelsen, 2019; SLU Artdatabanken, 2025).</w:t>
+      </w:r>
+    </w:p>
+    <w:p>
+      <w:r>
+        <w:rPr>
+          <w:b/>
+        </w:rPr>
+        <w:t>Stor aspticka</w:t>
+      </w:r>
+      <w:r>
+        <w:t xml:space="preserve"> är knuten till gamla levande aspar och orsakar karaktäristiska inbuktningar i stammen (så kallad nekroser). Slutavverknings- och gallringsåtgärder i löv- och blandskogsbestånd som innebär att tillgången på grov asp minskar är ett hot mot arten. Det är viktigt att äldre aspar och aspbestånd sparas och för att gynna arten på sikt bör aspinslagen i t.ex. bergbranter, raviner, skogsbryn och kring äldre odlingsmarker generellt sparas i större utsträckning än vad som görs idag. Stor aspticka är typisk art för </w:t>
+      </w:r>
+      <w:r>
+        <w:rPr>
+          <w:i/>
+        </w:rPr>
+        <w:t xml:space="preserve">9010 Taiga </w:t>
+      </w:r>
+      <w:r>
+        <w:t xml:space="preserve">och </w:t>
+      </w:r>
+      <w:r>
+        <w:rPr>
+          <w:i/>
+        </w:rPr>
+        <w:t>9030 Landhöjningsskog</w:t>
+      </w:r>
+      <w:r>
+        <w:t xml:space="preserve"> (SLU Artdatabanken, 2024; Nitare &amp; Skogsstyrelsen, 2019).</w:t>
+      </w:r>
+    </w:p>
+    <w:p>
+      <w:r>
+        <w:rPr>
+          <w:b/>
+        </w:rPr>
+        <w:t xml:space="preserve">Vedticka </w:t>
+      </w:r>
+      <w:r>
+        <w:t xml:space="preserve">är en bra signalart söder om den naturliga norrlandsgränsen. Den är huvudsakligen knuten till äldre barrskogar där det föreligger långvarig kontinuitet av död barrved. Vedticka är typisk art för </w:t>
+      </w:r>
+      <w:r>
+        <w:rPr>
+          <w:i/>
+        </w:rPr>
+        <w:t xml:space="preserve">9010 Taiga </w:t>
+      </w:r>
+      <w:r>
+        <w:t>(Nitare &amp; Skogsstyrelsen, 2019; SLU Artdatabanken, 2025).</w:t>
       </w:r>
     </w:p>
     <w:p>
@@ -625,7 +946,7 @@
         <w:rPr>
           <w:i/>
         </w:rPr>
-        <w:t>I det avverkningsanmälda skogsområdet har 22 rödlistade arter och signalarter påträffats. Detta ska jämföras med Skogsstyrelsens uppföljning 2017 av nyckelbiotoper som visade att man i genomsnitt hittar 20,6 olika rödlistade arter och signalarter i en nyckelbiotop (Wijk, S. 2017. Biologisk mångfald i nyckelbiotoper – Resultat från inventeringen “Uppföljning biologisk mångfald” 2009–2015. Rapport 4/2017 Skogsstyrelsen, Jönköping).</w:t>
+        <w:t>I det avverkningsanmälda skogsområdet har 23 rödlistade arter och signalarter påträffats. Detta ska jämföras med Skogsstyrelsens uppföljning 2017 av nyckelbiotoper som visade att man i genomsnitt hittar 20,6 olika rödlistade arter och signalarter i en nyckelbiotop (Wijk, S. 2017. Biologisk mångfald i nyckelbiotoper – Resultat från inventeringen “Uppföljning biologisk mångfald” 2009–2015. Rapport 4/2017 Skogsstyrelsen, Jönköping).</w:t>
       </w:r>
     </w:p>
     <w:p>
@@ -654,7 +975,7 @@
         <w:rPr>
           <w:i/>
         </w:rPr>
-        <w:t>I det avverkningsanmälda skogsområdet har 23 naturvårdsarter varav 18 rödlistade arter sina livsmiljöer och växtplatser.</w:t>
+        <w:t>I det avverkningsanmälda skogsområdet har 24 naturvårdsarter varav 20 rödlistade arter sina livsmiljöer och växtplatser.</w:t>
       </w:r>
     </w:p>
     <w:p>
@@ -851,7 +1172,9 @@
         <w:pStyle w:val="Title"/>
       </w:pPr>
       <w:r>
-        <w:t>BILAGA 1 – Rödlistade arter</w:t>
+        <w:t>BILAGA 1 –</w:t>
+        <w:br/>
+        <w:t>Fridlysta och rödlistade arter</w:t>
       </w:r>
     </w:p>
     <w:p>
@@ -859,62 +1182,90 @@
         <w:pStyle w:val="Heading1"/>
       </w:pPr>
       <w:r>
-        <w:t>Lunglav – ekologi samt krav på livsmiljön</w:t>
+        <w:t>Knärot – ekologi samt krav på livsmiljön</w:t>
       </w:r>
     </w:p>
     <w:p>
       <w:r>
-        <w:t>Lunglav (NT) är en av vårt lands främsta signalarter som överallt indikerar gamla lövträd, skogsbestånd med höga naturvärden och ekosystem med lång skoglig kontinuitet. Lokalt kan förekomsten vara mycket riklig men den hittas nästan enbart i gamla och ej slutavverkade skogar. Artens samtliga förekomster bör uppmärksammas från naturvårdssynpunkt, då många lokaler även hyser andra ovanliga och rödlistade arter. Rikliga förekomster bör skyddas med biotopskydd, frivilliga avsättningar eller reservat (SLU Artdatabanken, 2024; Nitare &amp; Skogsstyrelsen, 2019).</w:t>
-      </w:r>
-    </w:p>
-    <w:p>
-      <w:r>
-        <w:t xml:space="preserve">På lunglav kan man sällsynt finna små svarta skivlika bildningar som liknar apothecier men som är en parasitisk svamp, Lunglavsknapp </w:t>
+        <w:t xml:space="preserve">Knärot är typisk art för </w:t>
       </w:r>
       <w:r>
         <w:rPr>
           <w:i/>
         </w:rPr>
-        <w:t>Plectocarpon lichenum</w:t>
-      </w:r>
-      <w:r>
-        <w:t xml:space="preserve"> (VU). Det finns ytterligare ett antal parasiter vilka bara förekommer på lunglav: Skrovelmössing </w:t>
+        <w:t xml:space="preserve">9010 Taiga </w:t>
+      </w:r>
+      <w:r>
+        <w:t>och</w:t>
       </w:r>
       <w:r>
         <w:rPr>
           <w:i/>
         </w:rPr>
-        <w:t>Dactylospora lobariella</w:t>
-      </w:r>
-      <w:r>
-        <w:t xml:space="preserve"> (rödlistad som Kunskapsbrist DD) och Lunglavshårprick </w:t>
+        <w:t xml:space="preserve"> 9050 Näringsrik granskog</w:t>
+      </w:r>
+      <w:r>
+        <w:t>, fridlyst enligt 8 och 15 §§ artskyddsförordningen och klassad som sårbar (VU) enligt rödlistan 2020. Knärot är beroende av hög och jämn luftfuktighet i gamla, ostörda skogsmiljöer och är känslig för snabba förändringar av ljus-/vindförhållanden eller uttorkning. På grund av ett alltför intensivt skogsbruk har den minskat med 40 (25–50) % under de senaste 60 åren och i framtiden bedöms minskningstakten uppgå till 30 (20–40) %. Till följd av att arten har en dokumenterat högre minskningstakt i förhållande till sin generationstid än vad som tidigare varit känt (data från Riksskogstaxeringen) höjdes den till hotkategori sårbar (VU) i rödlistan 2020 (SLU Artdatabanken, 2024).</w:t>
+      </w:r>
+    </w:p>
+    <w:p>
+      <w:r>
+        <w:t>En analys av 79 floraväktarlokaler åren 1990–2015 vilka återbesökts under 2020–2024 visade på en tydlig negativ påverkan på knärotsförekomster från större hyggen i närområdet (inom 150–200 m) vilket indikerar att kanteffekter har en stor påverkan på populationerna. Resultaten bekräftar knärotens känslighet för kanteffekter och visar vikten av att skydda större skogsbestånd för att bevara arten. Om det blir höga andelar (&gt;30%) hyggen inom 200 meter från en knärotsförekomst så ökar risken för att en knärotspopulation dör ut och det verkar det behövas någonstans mellan 100 och 150 meters skyddszon för att bevara arten på lång sikt (Sebestyén &amp; Sundberg, 2025). Detta stöds även av en studie (Johansson et al, 2026) baserad på data från Riksskogstaxeringen som visar att knäroten minskat med 66 % under perioden 1993–2022 samt att det finns en stark korrelation mellan minskande arealer kontinuitetsskog och lokal utdöenderisk. Knäroten uppvisade en mycket låg koloniseringsgrad (0,7 % över 10 år) i kombination med hög lokal utrotningsrisk (75,2 %), där utrotningssannolikheten ökade kraftigt när arealen kontinuitetsskog minskade mellan undersökningar, t.ex. på grund av kalhyggesbruk (Johansson et al., 2026).</w:t>
+      </w:r>
+    </w:p>
+    <w:p>
+      <w:r>
+        <w:t xml:space="preserve">Samuel Johnsons doktorsavhandling </w:t>
       </w:r>
       <w:r>
         <w:rPr>
           <w:i/>
         </w:rPr>
-        <w:t>Niesslia lobariae</w:t>
-      </w:r>
-      <w:r>
-        <w:t xml:space="preserve"> (rödlistad som Kunskapsbrist DD). Skrovelmössing (DD) har små svarta apothecier och bruna, 1-septerade sporer och Lunglavshårprick (DD) har brunhåriga perithecier och färglösa, 1-septerade sporer. Nyligen har ytterligare två lavparasiter påträffats i Sverige som växer på lunglav: </w:t>
+        <w:t>“Retention Forestry as a Conservation Measure for Boreal Forest Ground Vegetation”</w:t>
+      </w:r>
+      <w:r>
+        <w:t xml:space="preserve"> (SLU, Uppsala 2014) visar att det krävs väl tilltagna skyddszoner för att knärotens växtplatser inte ska ta skada av skogsbruksåtgärder i intilliggande områden: </w:t>
       </w:r>
       <w:r>
         <w:rPr>
           <w:i/>
         </w:rPr>
-        <w:t>Calycina alstrupii</w:t>
-      </w:r>
-      <w:r>
-        <w:t xml:space="preserve"> (NA) och </w:t>
+        <w:t xml:space="preserve">“Study III shows that retention patches smaller than 0.5 ha do not lifeboat the sensitive forest herb G. repens, a species that depend on stable microclimatic conditions typical for intact forest stands.” </w:t>
+      </w:r>
+      <w:r>
+        <w:t xml:space="preserve">Vidare </w:t>
       </w:r>
       <w:r>
         <w:rPr>
           <w:i/>
         </w:rPr>
-        <w:t>Chalara lobariae</w:t>
-      </w:r>
-      <w:r>
-        <w:t xml:space="preserve"> (NA) (SLU Artdatabanken, 2025; SLU Artdatabanken, 2024; Nitare &amp; Skogsstyrelsen, 2019).</w:t>
+        <w:t>“More sensitive forest species are not lifeboated in retention patches ranging from 0.05 to 0.5 ha (Papers II &amp; III).”</w:t>
+      </w:r>
+    </w:p>
+    <w:p>
+      <w:r>
+        <w:t xml:space="preserve">Johnsons (2014) rekommendation på minst 50 meters breda skyddszoner runt knärotens växtplatser motsvarar en areal på 0,78 hektar, vilket ligger i linje med andra studier som gjorts på känsliga skogsarter: </w:t>
+      </w:r>
+      <w:r>
+        <w:rPr>
+          <w:i/>
+        </w:rPr>
+        <w:t>“In study III I also show that translocated specimens of G. repens survives well in mature forests at least 50 m from the nearest edge to an open area. Moreover, measures of temperature and humidity show that such distances from an open area is far enough to offer a microclimate that is more stable compared to what present in retention patches of around 0.1 ha. This means that the very centre of a circular patch with radius 50 m (equals a size of 0.78 ha) should offer conditions similar to interior forest and would perhaps be a suitable habitat for G. repens and similar species. Previous studies from both North America and Sweden have also concluded that patches between 0.5 and one ha are sufficient for preserving interior forest vegetation as well as sensitive lichens and bryophytes (de Graaf &amp; Roberts 2009; Halpern et al. 2012; Rudolphi et al. 2014).”</w:t>
+      </w:r>
+    </w:p>
+    <w:p>
+      <w:r>
+        <w:t>Ytterligare en studie (Koelmeijer m.fl., 2022) inkluderar knärotens skyddsbehov. I uppsatsen berörs problemet med uttorkning för växter, bl.a. för knärot, ett problem som blivit accentuerat på grund av den pågående klimatförändringen och torra somrar, t.ex. den exceptionellt torra sommaren 2018. I uppsatsen undersöks områden med tre olika avstånd från kalhyggeskant med avseende på skydd bl.a. för knärot. Det första området har avstånd upp till 20 m från hyggeskant (Strong edge effect), det andra 20–40 m från hyggeskant (Weak edge effect) och det tredje avser större avstånd från hyggeskant, där kanteffekten anses vara försumbar (Interior). Ett resultat var att man fann stor eller mycket stor uttorkningseffekt på känsliga och rödlistade skogsarter vid de kortare avstånden till hyggeskant, medan effekt av uttorkning inte konstaterades på större avstånd (Interior). För orkidén knärot fann man en rik förekomst (upp till 0,06 dm2/m2) på stort avstånd från hyggeskant (Interior), medan förekomsten var liten eller närmast försumbar i de områden som klassificerades som Weak edge effect respektive Strong edge effect. Arbetet påpekar att de allt oftare förekommande torra somrarna ger ytterligare skäl att utöka skyddsavståndet från hyggen till den fuktkrävande arten knärot (Koelmeijer m.fl., 2022).</w:t>
+      </w:r>
+    </w:p>
+    <w:p>
+      <w:r>
+        <w:t>Även Skogsstyrelsens egen vägledning för hänsyn till knärot ligger i linje med ovanstående forskningsstudier. Av vägledningen framgår det att för med hög sannolikhet kunna bevara befintliga förekomster krävs relativt stora avsättningar av uppvuxen skog med slutet och relativt tätt kronskikt. Som riktlinje kan krävas ett avstånd på 50 meter in från brynet för att vidmakthålla ett fungerande mikroklimat. Detta innebär att fristående hänsynsytor för många arter (kärlväxter, lavar och mossor) kan behöva ha en area överstigande 0,8 hektar (cirkelyta med radien 50 meter = 0,78 hektar) för att bibehålla lokalklimatet. Även ganska små förändringar i form av förändrade ljus- och fuktighetsförhållanden, till exempel till följd av gallring, kan leda till att arten försvinner till följd av konkurrens med mera ljuskrävande och snabbväxande arter (Skogsstyrelsen, 2022).</w:t>
+      </w:r>
+    </w:p>
+    <w:p>
+      <w:r>
+        <w:t>Vid tillämpning av försiktighetsprincipen enligt 2 kap. 3 § miljöbalken bör sålunda 100–150 meters skyddszon lämnas runt knärotens växtplatser.</w:t>
       </w:r>
     </w:p>
     <w:p>
@@ -922,6 +1273,212 @@
         <w:pStyle w:val="Heading2"/>
       </w:pPr>
       <w:r>
+        <w:t>Referenser – knärot</w:t>
+      </w:r>
+    </w:p>
+    <w:p>
+      <w:r>
+        <w:t xml:space="preserve">de Graaf M &amp; Roberts M.R., 2009. </w:t>
+      </w:r>
+      <w:r>
+        <w:rPr>
+          <w:i/>
+        </w:rPr>
+        <w:t xml:space="preserve">Short-term response of the herbaceous layer within leave patches after harvest. </w:t>
+      </w:r>
+      <w:r>
+        <w:t>Forest Ecology and Management 257, 1014–1025.</w:t>
+      </w:r>
+    </w:p>
+    <w:p>
+      <w:r>
+        <w:t xml:space="preserve">Halpern, C. B., Halaj, J., Evans, S. A., &amp; Dovciak, M., 2012. </w:t>
+      </w:r>
+      <w:r>
+        <w:rPr>
+          <w:i/>
+        </w:rPr>
+        <w:t xml:space="preserve">Level and pattern of overstory retention interact to shape long-term responses of understories to timber harvest. </w:t>
+      </w:r>
+      <w:r>
+        <w:t>Ecological Applications, 22, 2049–2064.</w:t>
+      </w:r>
+    </w:p>
+    <w:p>
+      <w:r>
+        <w:t>Johansson, V., Jansson, M. och Bergman, K-O</w:t>
+      </w:r>
+      <w:r>
+        <w:rPr>
+          <w:i/>
+        </w:rPr>
+        <w:t>.</w:t>
+      </w:r>
+      <w:r>
+        <w:t>, 2026.</w:t>
+      </w:r>
+      <w:r>
+        <w:rPr>
+          <w:i/>
+        </w:rPr>
+        <w:t xml:space="preserve"> A 30-year population decline of a threatened forest orchid associated with old growth forests</w:t>
+      </w:r>
+      <w:r>
+        <w:t>. Department of Physics, Chemistry and Biology (IFM), Linköping University.</w:t>
+      </w:r>
+    </w:p>
+    <w:p>
+      <w:r>
+        <w:t xml:space="preserve">Johnson, S., 2014. </w:t>
+      </w:r>
+      <w:r>
+        <w:rPr>
+          <w:i/>
+        </w:rPr>
+        <w:t>Retention Forestry as a Conservation Measure for Boreal Forest Ground Vegetation</w:t>
+      </w:r>
+      <w:r>
+        <w:t>. Doktorsavhandling, SLU, Uppsala.</w:t>
+      </w:r>
+    </w:p>
+    <w:p>
+      <w:r>
+        <w:t xml:space="preserve">Koelmeijer, I. A., Ehrlén, J., Jönsson, M., De Frenne, P., Berg, P., Andersson, J., Weibull, H. &amp; Hylander, N. 2022. </w:t>
+      </w:r>
+      <w:r>
+        <w:rPr>
+          <w:i/>
+        </w:rPr>
+        <w:t xml:space="preserve">Interactive effects of drought and edge exposure on old-growth forest understory species. </w:t>
+      </w:r>
+      <w:r>
+        <w:t>Landscape Ecology, 37, sid 1839–1853.</w:t>
+      </w:r>
+    </w:p>
+    <w:p>
+      <w:r>
+        <w:t xml:space="preserve">Rudolphi, J., Jönsson, M. T., &amp; Gustafsson, L., 2014. </w:t>
+      </w:r>
+      <w:r>
+        <w:rPr>
+          <w:i/>
+        </w:rPr>
+        <w:t xml:space="preserve">Biological legacies buffer local species extinction after logging. </w:t>
+      </w:r>
+      <w:r>
+        <w:t>Journal of Applied Ecology. 51, 53–62.</w:t>
+      </w:r>
+    </w:p>
+    <w:p>
+      <w:r>
+        <w:t xml:space="preserve">Sebestyén, L. och Sundberg, S. 2025.  </w:t>
+      </w:r>
+      <w:r>
+        <w:rPr>
+          <w:i/>
+        </w:rPr>
+        <w:t>Påverkan på knärotslokaler från hyggen i närheten.</w:t>
+      </w:r>
+      <w:r>
+        <w:t xml:space="preserve"> DAPHNE 36:1 2025. Botaniska Sällskapet i Stockholm.</w:t>
+      </w:r>
+    </w:p>
+    <w:p>
+      <w:r>
+        <w:t xml:space="preserve">Skogsstyrelsen, 2022. </w:t>
+      </w:r>
+      <w:r>
+        <w:rPr>
+          <w:i/>
+        </w:rPr>
+        <w:t xml:space="preserve">Vägledning för hänsyn till knärot. </w:t>
+      </w:r>
+      <w:r>
+        <w:t>https://www.skogsstyrelsen.se/lag-och-tillsyn/artskydd/vagledningar-och-kunskapsstod-artskydd/vagledning-for-hansyn-till-knarot/.</w:t>
+      </w:r>
+    </w:p>
+    <w:p>
+      <w:r>
+        <w:t xml:space="preserve">SLU Artdatabanken, 2024. </w:t>
+      </w:r>
+      <w:r>
+        <w:rPr>
+          <w:i/>
+        </w:rPr>
+        <w:t xml:space="preserve">Artfaktablad. Naturvård – artfakta. </w:t>
+      </w:r>
+      <w:r>
+        <w:t>SLU Artdatabanken, Uppsala.</w:t>
+      </w:r>
+    </w:p>
+    <w:p>
+      <w:pPr>
+        <w:pStyle w:val="Heading1"/>
+      </w:pPr>
+      <w:r>
+        <w:t>Lunglav – ekologi samt krav på livsmiljön</w:t>
+      </w:r>
+    </w:p>
+    <w:p>
+      <w:r>
+        <w:t xml:space="preserve">Lunglav (NT) är en av vårt lands främsta signalarter som överallt indikerar gamla lövträd, skogsbestånd med höga naturvärden och ekosystem med lång skoglig kontinuitet. Lokalt kan förekomsten vara mycket riklig men den hittas nästan enbart i gamla och ej slutavverkade skogar. Artens samtliga förekomster bör uppmärksammas från naturvårdssynpunkt, då många lokaler även hyser andra ovanliga och rödlistade arter, däribland de sällsynta lavparasiterna lunglavshårprick (CR), </w:t>
+      </w:r>
+      <w:r>
+        <w:rPr>
+          <w:i/>
+        </w:rPr>
+        <w:t>Abrothallus diederichii</w:t>
+      </w:r>
+      <w:r>
+        <w:t xml:space="preserve"> (VU), </w:t>
+      </w:r>
+      <w:r>
+        <w:rPr>
+          <w:i/>
+        </w:rPr>
+        <w:t>Abrothallus lobariae</w:t>
+      </w:r>
+      <w:r>
+        <w:t xml:space="preserve"> (VU), </w:t>
+      </w:r>
+      <w:r>
+        <w:rPr>
+          <w:i/>
+        </w:rPr>
+        <w:t>Calycina lobariae</w:t>
+      </w:r>
+      <w:r>
+        <w:t xml:space="preserve"> (VU), lunglavsknapp (VU) och skrovelmössing (VU), som växer på lunglav. Rikliga förekomster med lunglav bör skyddas med biotopskydd, frivilliga avsättningar eller reservat (SLU Artdatabanken, 2026; Nitare &amp; Skogsstyrelsen, 2019).</w:t>
+      </w:r>
+    </w:p>
+    <w:p>
+      <w:r>
+        <w:t xml:space="preserve">Lunglav är typisk art för </w:t>
+      </w:r>
+      <w:r>
+        <w:rPr>
+          <w:i/>
+        </w:rPr>
+        <w:t>9010 Taiga, 9020 Nordlig ädellövskog, 9110 Näringsfattig bokskog, 9130 Näringsrik bokskog, 9160 Näringsrik ekskog, 9180 Ädellövskog i branter, 9190 Näringsfattig ekskog, 9070 Trädklädd betesmark, 9040 Fjällbjörkskog</w:t>
+      </w:r>
+      <w:r>
+        <w:t xml:space="preserve"> och</w:t>
+      </w:r>
+      <w:r>
+        <w:rPr>
+          <w:i/>
+        </w:rPr>
+        <w:t xml:space="preserve"> 6530 Lövängar</w:t>
+      </w:r>
+      <w:r>
+        <w:t xml:space="preserve"> (SLU Artdatabanken, 2026).</w:t>
+      </w:r>
+    </w:p>
+    <w:p>
+      <w:pPr>
+        <w:pStyle w:val="Heading2"/>
+      </w:pPr>
+      <w:r>
         <w:t>Referenser – lunglav</w:t>
       </w:r>
     </w:p>
@@ -941,7 +1498,7 @@
     </w:p>
     <w:p>
       <w:r>
-        <w:t xml:space="preserve">SLU Artdatabanken, 2024. </w:t>
+        <w:t xml:space="preserve">SLU Artdatabanken, 2026. </w:t>
       </w:r>
       <w:r>
         <w:rPr>
@@ -951,20 +1508,6 @@
       </w:r>
       <w:r>
         <w:t>SLU Artdatabanken, Uppsala.</w:t>
-      </w:r>
-    </w:p>
-    <w:p>
-      <w:r>
-        <w:t xml:space="preserve">SLU Artdatabanken, 2025. </w:t>
-      </w:r>
-      <w:r>
-        <w:rPr>
-          <w:i/>
-        </w:rPr>
-        <w:t xml:space="preserve">Över 20 nya lavparasiter för Sverige. </w:t>
-      </w:r>
-      <w:r>
-        <w:t>https://www.slu.se/artdatabanken/arter-och-natur/artiklar/over-20-nya-lavparasiter-for-sverige/</w:t>
       </w:r>
     </w:p>
     <w:sectPr>
@@ -985,7 +1528,7 @@
 </file>
 
 <file path=word/endnotes.xml><?xml version="1.0" encoding="utf-8"?>
-<w:endnotes xmlns:wpc="http://schemas.microsoft.com/office/word/2010/wordprocessingCanvas" xmlns:cx="http://schemas.microsoft.com/office/drawing/2014/chartex" xmlns:cx1="http://schemas.microsoft.com/office/drawing/2015/9/8/chartex" xmlns:cx2="http://schemas.microsoft.com/office/drawing/2015/10/21/chartex" xmlns:cx3="http://schemas.microsoft.com/office/drawing/2016/5/9/chartex" xmlns:cx4="http://schemas.microsoft.com/office/drawing/2016/5/10/chartex" xmlns:cx5="http://schemas.microsoft.com/office/drawing/2016/5/11/chartex" xmlns:cx6="http://schemas.microsoft.com/office/drawing/2016/5/12/chartex" xmlns:cx7="http://schemas.microsoft.com/office/drawing/2016/5/13/chartex" xmlns:cx8="http://schemas.microsoft.com/office/drawing/2016/5/14/chartex" xmlns:mc="http://schemas.openxmlformats.org/markup-compatibility/2006" xmlns:aink="http://schemas.microsoft.com/office/drawing/2016/ink" xmlns:am3d="http://schemas.microsoft.com/office/drawing/2017/model3d" xmlns:o="urn:schemas-microsoft-com:office:office" xmlns:oel="http://schemas.microsoft.com/office/2019/extlst" xmlns:r="http://schemas.openxmlformats.org/officeDocument/2006/relationships" xmlns:m="http://schemas.openxmlformats.org/officeDocument/2006/math" xmlns:v="urn:schemas-microsoft-com:vml" xmlns:wp14="http://schemas.microsoft.com/office/word/2010/wordprocessingDrawing" xmlns:wp="http://schemas.openxmlformats.org/drawingml/2006/wordprocessingDrawing" xmlns:w10="urn:schemas-microsoft-com:office:word" xmlns:w="http://schemas.openxmlformats.org/wordprocessingml/2006/main" xmlns:w14="http://schemas.microsoft.com/office/word/2010/wordml" xmlns:w15="http://schemas.microsoft.com/office/word/2012/wordml" xmlns:w16cex="http://schemas.microsoft.com/office/word/2018/wordml/cex" xmlns:w16cid="http://schemas.microsoft.com/office/word/2016/wordml/cid" xmlns:w16="http://schemas.microsoft.com/office/word/2018/wordml" xmlns:w16sdtdh="http://schemas.microsoft.com/office/word/2020/wordml/sdtdatahash" xmlns:w16se="http://schemas.microsoft.com/office/word/2015/wordml/symex" xmlns:wpg="http://schemas.microsoft.com/office/word/2010/wordprocessingGroup" xmlns:wpi="http://schemas.microsoft.com/office/word/2010/wordprocessingInk" xmlns:wne="http://schemas.microsoft.com/office/word/2006/wordml" xmlns:wps="http://schemas.microsoft.com/office/word/2010/wordprocessingShape" mc:Ignorable="w14 w15 w16se w16cid w16 w16cex w16sdtdh wp14">
+<w:endnotes xmlns:wpc="http://schemas.microsoft.com/office/word/2010/wordprocessingCanvas" xmlns:cx="http://schemas.microsoft.com/office/drawing/2014/chartex" xmlns:cx1="http://schemas.microsoft.com/office/drawing/2015/9/8/chartex" xmlns:cx2="http://schemas.microsoft.com/office/drawing/2015/10/21/chartex" xmlns:cx3="http://schemas.microsoft.com/office/drawing/2016/5/9/chartex" xmlns:cx4="http://schemas.microsoft.com/office/drawing/2016/5/10/chartex" xmlns:cx5="http://schemas.microsoft.com/office/drawing/2016/5/11/chartex" xmlns:cx6="http://schemas.microsoft.com/office/drawing/2016/5/12/chartex" xmlns:cx7="http://schemas.microsoft.com/office/drawing/2016/5/13/chartex" xmlns:cx8="http://schemas.microsoft.com/office/drawing/2016/5/14/chartex" xmlns:mc="http://schemas.openxmlformats.org/markup-compatibility/2006" xmlns:aink="http://schemas.microsoft.com/office/drawing/2016/ink" xmlns:am3d="http://schemas.microsoft.com/office/drawing/2017/model3d" xmlns:o="urn:schemas-microsoft-com:office:office" xmlns:oel="http://schemas.microsoft.com/office/2019/extlst" xmlns:r="http://schemas.openxmlformats.org/officeDocument/2006/relationships" xmlns:m="http://schemas.openxmlformats.org/officeDocument/2006/math" xmlns:v="urn:schemas-microsoft-com:vml" xmlns:wp14="http://schemas.microsoft.com/office/word/2010/wordprocessingDrawing" xmlns:wp="http://schemas.openxmlformats.org/drawingml/2006/wordprocessingDrawing" xmlns:w10="urn:schemas-microsoft-com:office:word" xmlns:w="http://schemas.openxmlformats.org/wordprocessingml/2006/main" xmlns:w14="http://schemas.microsoft.com/office/word/2010/wordml" xmlns:w15="http://schemas.microsoft.com/office/word/2012/wordml" xmlns:w16cex="http://schemas.microsoft.com/office/word/2018/wordml/cex" xmlns:w16cid="http://schemas.microsoft.com/office/word/2016/wordml/cid" xmlns:w16="http://schemas.microsoft.com/office/word/2018/wordml" xmlns:w16du="http://schemas.microsoft.com/office/word/2023/wordml/word16du" xmlns:w16sdtdh="http://schemas.microsoft.com/office/word/2020/wordml/sdtdatahash" xmlns:w16sdtfl="http://schemas.microsoft.com/office/word/2024/wordml/sdtformatlock" xmlns:w16se="http://schemas.microsoft.com/office/word/2015/wordml/symex" xmlns:wpg="http://schemas.microsoft.com/office/word/2010/wordprocessingGroup" xmlns:wpi="http://schemas.microsoft.com/office/word/2010/wordprocessingInk" xmlns:wne="http://schemas.microsoft.com/office/word/2006/wordml" xmlns:wps="http://schemas.microsoft.com/office/word/2010/wordprocessingShape" mc:Ignorable="w14 w15 w16se w16cid w16 w16cex w16sdtdh w16sdtfl w16du wp14">
   <w:endnote w:type="separator" w:id="-1">
     <w:p>
       <w:pPr>
@@ -1010,7 +1553,7 @@
 </file>
 
 <file path=word/footer1.xml><?xml version="1.0" encoding="utf-8"?>
-<w:ftr xmlns:wpc="http://schemas.microsoft.com/office/word/2010/wordprocessingCanvas" xmlns:cx="http://schemas.microsoft.com/office/drawing/2014/chartex" xmlns:cx1="http://schemas.microsoft.com/office/drawing/2015/9/8/chartex" xmlns:cx2="http://schemas.microsoft.com/office/drawing/2015/10/21/chartex" xmlns:cx3="http://schemas.microsoft.com/office/drawing/2016/5/9/chartex" xmlns:cx4="http://schemas.microsoft.com/office/drawing/2016/5/10/chartex" xmlns:cx5="http://schemas.microsoft.com/office/drawing/2016/5/11/chartex" xmlns:cx6="http://schemas.microsoft.com/office/drawing/2016/5/12/chartex" xmlns:cx7="http://schemas.microsoft.com/office/drawing/2016/5/13/chartex" xmlns:cx8="http://schemas.microsoft.com/office/drawing/2016/5/14/chartex" xmlns:mc="http://schemas.openxmlformats.org/markup-compatibility/2006" xmlns:aink="http://schemas.microsoft.com/office/drawing/2016/ink" xmlns:am3d="http://schemas.microsoft.com/office/drawing/2017/model3d" xmlns:o="urn:schemas-microsoft-com:office:office" xmlns:oel="http://schemas.microsoft.com/office/2019/extlst" xmlns:r="http://schemas.openxmlformats.org/officeDocument/2006/relationships" xmlns:m="http://schemas.openxmlformats.org/officeDocument/2006/math" xmlns:v="urn:schemas-microsoft-com:vml" xmlns:wp14="http://schemas.microsoft.com/office/word/2010/wordprocessingDrawing" xmlns:wp="http://schemas.openxmlformats.org/drawingml/2006/wordprocessingDrawing" xmlns:w10="urn:schemas-microsoft-com:office:word" xmlns:w="http://schemas.openxmlformats.org/wordprocessingml/2006/main" xmlns:w14="http://schemas.microsoft.com/office/word/2010/wordml" xmlns:w15="http://schemas.microsoft.com/office/word/2012/wordml" xmlns:w16cex="http://schemas.microsoft.com/office/word/2018/wordml/cex" xmlns:w16cid="http://schemas.microsoft.com/office/word/2016/wordml/cid" xmlns:w16="http://schemas.microsoft.com/office/word/2018/wordml" xmlns:w16sdtdh="http://schemas.microsoft.com/office/word/2020/wordml/sdtdatahash" xmlns:w16se="http://schemas.microsoft.com/office/word/2015/wordml/symex" xmlns:wpg="http://schemas.microsoft.com/office/word/2010/wordprocessingGroup" xmlns:wpi="http://schemas.microsoft.com/office/word/2010/wordprocessingInk" xmlns:wne="http://schemas.microsoft.com/office/word/2006/wordml" xmlns:wps="http://schemas.microsoft.com/office/word/2010/wordprocessingShape" mc:Ignorable="w14 w15 w16se w16cid w16 w16cex w16sdtdh wp14">
+<w:ftr xmlns:wpc="http://schemas.microsoft.com/office/word/2010/wordprocessingCanvas" xmlns:cx="http://schemas.microsoft.com/office/drawing/2014/chartex" xmlns:cx1="http://schemas.microsoft.com/office/drawing/2015/9/8/chartex" xmlns:cx2="http://schemas.microsoft.com/office/drawing/2015/10/21/chartex" xmlns:cx3="http://schemas.microsoft.com/office/drawing/2016/5/9/chartex" xmlns:cx4="http://schemas.microsoft.com/office/drawing/2016/5/10/chartex" xmlns:cx5="http://schemas.microsoft.com/office/drawing/2016/5/11/chartex" xmlns:cx6="http://schemas.microsoft.com/office/drawing/2016/5/12/chartex" xmlns:cx7="http://schemas.microsoft.com/office/drawing/2016/5/13/chartex" xmlns:cx8="http://schemas.microsoft.com/office/drawing/2016/5/14/chartex" xmlns:mc="http://schemas.openxmlformats.org/markup-compatibility/2006" xmlns:aink="http://schemas.microsoft.com/office/drawing/2016/ink" xmlns:am3d="http://schemas.microsoft.com/office/drawing/2017/model3d" xmlns:o="urn:schemas-microsoft-com:office:office" xmlns:oel="http://schemas.microsoft.com/office/2019/extlst" xmlns:r="http://schemas.openxmlformats.org/officeDocument/2006/relationships" xmlns:m="http://schemas.openxmlformats.org/officeDocument/2006/math" xmlns:v="urn:schemas-microsoft-com:vml" xmlns:wp14="http://schemas.microsoft.com/office/word/2010/wordprocessingDrawing" xmlns:wp="http://schemas.openxmlformats.org/drawingml/2006/wordprocessingDrawing" xmlns:w10="urn:schemas-microsoft-com:office:word" xmlns:w="http://schemas.openxmlformats.org/wordprocessingml/2006/main" xmlns:w14="http://schemas.microsoft.com/office/word/2010/wordml" xmlns:w15="http://schemas.microsoft.com/office/word/2012/wordml" xmlns:w16cex="http://schemas.microsoft.com/office/word/2018/wordml/cex" xmlns:w16cid="http://schemas.microsoft.com/office/word/2016/wordml/cid" xmlns:w16="http://schemas.microsoft.com/office/word/2018/wordml" xmlns:w16du="http://schemas.microsoft.com/office/word/2023/wordml/word16du" xmlns:w16sdtdh="http://schemas.microsoft.com/office/word/2020/wordml/sdtdatahash" xmlns:w16sdtfl="http://schemas.microsoft.com/office/word/2024/wordml/sdtformatlock" xmlns:w16se="http://schemas.microsoft.com/office/word/2015/wordml/symex" xmlns:wpg="http://schemas.microsoft.com/office/word/2010/wordprocessingGroup" xmlns:wpi="http://schemas.microsoft.com/office/word/2010/wordprocessingInk" xmlns:wne="http://schemas.microsoft.com/office/word/2006/wordml" xmlns:wps="http://schemas.microsoft.com/office/word/2010/wordprocessingShape" mc:Ignorable="w14 w15 w16se w16cid w16 w16cex w16sdtdh w16sdtfl w16du wp14">
   <w:p>
     <w:pPr>
       <w:pStyle w:val="Footer"/>
@@ -1020,7 +1563,7 @@
 </file>
 
 <file path=word/footer2.xml><?xml version="1.0" encoding="utf-8"?>
-<w:ftr xmlns:wpc="http://schemas.microsoft.com/office/word/2010/wordprocessingCanvas" xmlns:cx="http://schemas.microsoft.com/office/drawing/2014/chartex" xmlns:cx1="http://schemas.microsoft.com/office/drawing/2015/9/8/chartex" xmlns:cx2="http://schemas.microsoft.com/office/drawing/2015/10/21/chartex" xmlns:cx3="http://schemas.microsoft.com/office/drawing/2016/5/9/chartex" xmlns:cx4="http://schemas.microsoft.com/office/drawing/2016/5/10/chartex" xmlns:cx5="http://schemas.microsoft.com/office/drawing/2016/5/11/chartex" xmlns:cx6="http://schemas.microsoft.com/office/drawing/2016/5/12/chartex" xmlns:cx7="http://schemas.microsoft.com/office/drawing/2016/5/13/chartex" xmlns:cx8="http://schemas.microsoft.com/office/drawing/2016/5/14/chartex" xmlns:mc="http://schemas.openxmlformats.org/markup-compatibility/2006" xmlns:aink="http://schemas.microsoft.com/office/drawing/2016/ink" xmlns:am3d="http://schemas.microsoft.com/office/drawing/2017/model3d" xmlns:o="urn:schemas-microsoft-com:office:office" xmlns:oel="http://schemas.microsoft.com/office/2019/extlst" xmlns:r="http://schemas.openxmlformats.org/officeDocument/2006/relationships" xmlns:m="http://schemas.openxmlformats.org/officeDocument/2006/math" xmlns:v="urn:schemas-microsoft-com:vml" xmlns:wp14="http://schemas.microsoft.com/office/word/2010/wordprocessingDrawing" xmlns:wp="http://schemas.openxmlformats.org/drawingml/2006/wordprocessingDrawing" xmlns:w10="urn:schemas-microsoft-com:office:word" xmlns:w="http://schemas.openxmlformats.org/wordprocessingml/2006/main" xmlns:w14="http://schemas.microsoft.com/office/word/2010/wordml" xmlns:w15="http://schemas.microsoft.com/office/word/2012/wordml" xmlns:w16cex="http://schemas.microsoft.com/office/word/2018/wordml/cex" xmlns:w16cid="http://schemas.microsoft.com/office/word/2016/wordml/cid" xmlns:w16="http://schemas.microsoft.com/office/word/2018/wordml" xmlns:w16sdtdh="http://schemas.microsoft.com/office/word/2020/wordml/sdtdatahash" xmlns:w16se="http://schemas.microsoft.com/office/word/2015/wordml/symex" xmlns:wpg="http://schemas.microsoft.com/office/word/2010/wordprocessingGroup" xmlns:wpi="http://schemas.microsoft.com/office/word/2010/wordprocessingInk" xmlns:wne="http://schemas.microsoft.com/office/word/2006/wordml" xmlns:wps="http://schemas.microsoft.com/office/word/2010/wordprocessingShape" mc:Ignorable="w14 w15 w16se w16cid w16 w16cex w16sdtdh wp14">
+<w:ftr xmlns:wpc="http://schemas.microsoft.com/office/word/2010/wordprocessingCanvas" xmlns:cx="http://schemas.microsoft.com/office/drawing/2014/chartex" xmlns:cx1="http://schemas.microsoft.com/office/drawing/2015/9/8/chartex" xmlns:cx2="http://schemas.microsoft.com/office/drawing/2015/10/21/chartex" xmlns:cx3="http://schemas.microsoft.com/office/drawing/2016/5/9/chartex" xmlns:cx4="http://schemas.microsoft.com/office/drawing/2016/5/10/chartex" xmlns:cx5="http://schemas.microsoft.com/office/drawing/2016/5/11/chartex" xmlns:cx6="http://schemas.microsoft.com/office/drawing/2016/5/12/chartex" xmlns:cx7="http://schemas.microsoft.com/office/drawing/2016/5/13/chartex" xmlns:cx8="http://schemas.microsoft.com/office/drawing/2016/5/14/chartex" xmlns:mc="http://schemas.openxmlformats.org/markup-compatibility/2006" xmlns:aink="http://schemas.microsoft.com/office/drawing/2016/ink" xmlns:am3d="http://schemas.microsoft.com/office/drawing/2017/model3d" xmlns:o="urn:schemas-microsoft-com:office:office" xmlns:oel="http://schemas.microsoft.com/office/2019/extlst" xmlns:r="http://schemas.openxmlformats.org/officeDocument/2006/relationships" xmlns:m="http://schemas.openxmlformats.org/officeDocument/2006/math" xmlns:v="urn:schemas-microsoft-com:vml" xmlns:wp14="http://schemas.microsoft.com/office/word/2010/wordprocessingDrawing" xmlns:wp="http://schemas.openxmlformats.org/drawingml/2006/wordprocessingDrawing" xmlns:w10="urn:schemas-microsoft-com:office:word" xmlns:w="http://schemas.openxmlformats.org/wordprocessingml/2006/main" xmlns:w14="http://schemas.microsoft.com/office/word/2010/wordml" xmlns:w15="http://schemas.microsoft.com/office/word/2012/wordml" xmlns:w16cex="http://schemas.microsoft.com/office/word/2018/wordml/cex" xmlns:w16cid="http://schemas.microsoft.com/office/word/2016/wordml/cid" xmlns:w16="http://schemas.microsoft.com/office/word/2018/wordml" xmlns:w16du="http://schemas.microsoft.com/office/word/2023/wordml/word16du" xmlns:w16sdtdh="http://schemas.microsoft.com/office/word/2020/wordml/sdtdatahash" xmlns:w16sdtfl="http://schemas.microsoft.com/office/word/2024/wordml/sdtformatlock" xmlns:w16se="http://schemas.microsoft.com/office/word/2015/wordml/symex" xmlns:wpg="http://schemas.microsoft.com/office/word/2010/wordprocessingGroup" xmlns:wpi="http://schemas.microsoft.com/office/word/2010/wordprocessingInk" xmlns:wne="http://schemas.microsoft.com/office/word/2006/wordml" xmlns:wps="http://schemas.microsoft.com/office/word/2010/wordprocessingShape" mc:Ignorable="w14 w15 w16se w16cid w16 w16cex w16sdtdh w16sdtfl w16du wp14">
   <w:p>
     <w:pPr>
       <w:pStyle w:val="Footer"/>
@@ -1030,7 +1573,7 @@
 </file>
 
 <file path=word/footer3.xml><?xml version="1.0" encoding="utf-8"?>
-<w:ftr xmlns:wpc="http://schemas.microsoft.com/office/word/2010/wordprocessingCanvas" xmlns:cx="http://schemas.microsoft.com/office/drawing/2014/chartex" xmlns:cx1="http://schemas.microsoft.com/office/drawing/2015/9/8/chartex" xmlns:cx2="http://schemas.microsoft.com/office/drawing/2015/10/21/chartex" xmlns:cx3="http://schemas.microsoft.com/office/drawing/2016/5/9/chartex" xmlns:cx4="http://schemas.microsoft.com/office/drawing/2016/5/10/chartex" xmlns:cx5="http://schemas.microsoft.com/office/drawing/2016/5/11/chartex" xmlns:cx6="http://schemas.microsoft.com/office/drawing/2016/5/12/chartex" xmlns:cx7="http://schemas.microsoft.com/office/drawing/2016/5/13/chartex" xmlns:cx8="http://schemas.microsoft.com/office/drawing/2016/5/14/chartex" xmlns:mc="http://schemas.openxmlformats.org/markup-compatibility/2006" xmlns:aink="http://schemas.microsoft.com/office/drawing/2016/ink" xmlns:am3d="http://schemas.microsoft.com/office/drawing/2017/model3d" xmlns:o="urn:schemas-microsoft-com:office:office" xmlns:oel="http://schemas.microsoft.com/office/2019/extlst" xmlns:r="http://schemas.openxmlformats.org/officeDocument/2006/relationships" xmlns:m="http://schemas.openxmlformats.org/officeDocument/2006/math" xmlns:v="urn:schemas-microsoft-com:vml" xmlns:wp14="http://schemas.microsoft.com/office/word/2010/wordprocessingDrawing" xmlns:wp="http://schemas.openxmlformats.org/drawingml/2006/wordprocessingDrawing" xmlns:w10="urn:schemas-microsoft-com:office:word" xmlns:w="http://schemas.openxmlformats.org/wordprocessingml/2006/main" xmlns:w14="http://schemas.microsoft.com/office/word/2010/wordml" xmlns:w15="http://schemas.microsoft.com/office/word/2012/wordml" xmlns:w16cex="http://schemas.microsoft.com/office/word/2018/wordml/cex" xmlns:w16cid="http://schemas.microsoft.com/office/word/2016/wordml/cid" xmlns:w16="http://schemas.microsoft.com/office/word/2018/wordml" xmlns:w16sdtdh="http://schemas.microsoft.com/office/word/2020/wordml/sdtdatahash" xmlns:w16se="http://schemas.microsoft.com/office/word/2015/wordml/symex" xmlns:wpg="http://schemas.microsoft.com/office/word/2010/wordprocessingGroup" xmlns:wpi="http://schemas.microsoft.com/office/word/2010/wordprocessingInk" xmlns:wne="http://schemas.microsoft.com/office/word/2006/wordml" xmlns:wps="http://schemas.microsoft.com/office/word/2010/wordprocessingShape" mc:Ignorable="w14 w15 w16se w16cid w16 w16cex w16sdtdh wp14">
+<w:ftr xmlns:wpc="http://schemas.microsoft.com/office/word/2010/wordprocessingCanvas" xmlns:cx="http://schemas.microsoft.com/office/drawing/2014/chartex" xmlns:cx1="http://schemas.microsoft.com/office/drawing/2015/9/8/chartex" xmlns:cx2="http://schemas.microsoft.com/office/drawing/2015/10/21/chartex" xmlns:cx3="http://schemas.microsoft.com/office/drawing/2016/5/9/chartex" xmlns:cx4="http://schemas.microsoft.com/office/drawing/2016/5/10/chartex" xmlns:cx5="http://schemas.microsoft.com/office/drawing/2016/5/11/chartex" xmlns:cx6="http://schemas.microsoft.com/office/drawing/2016/5/12/chartex" xmlns:cx7="http://schemas.microsoft.com/office/drawing/2016/5/13/chartex" xmlns:cx8="http://schemas.microsoft.com/office/drawing/2016/5/14/chartex" xmlns:mc="http://schemas.openxmlformats.org/markup-compatibility/2006" xmlns:aink="http://schemas.microsoft.com/office/drawing/2016/ink" xmlns:am3d="http://schemas.microsoft.com/office/drawing/2017/model3d" xmlns:o="urn:schemas-microsoft-com:office:office" xmlns:oel="http://schemas.microsoft.com/office/2019/extlst" xmlns:r="http://schemas.openxmlformats.org/officeDocument/2006/relationships" xmlns:m="http://schemas.openxmlformats.org/officeDocument/2006/math" xmlns:v="urn:schemas-microsoft-com:vml" xmlns:wp14="http://schemas.microsoft.com/office/word/2010/wordprocessingDrawing" xmlns:wp="http://schemas.openxmlformats.org/drawingml/2006/wordprocessingDrawing" xmlns:w10="urn:schemas-microsoft-com:office:word" xmlns:w="http://schemas.openxmlformats.org/wordprocessingml/2006/main" xmlns:w14="http://schemas.microsoft.com/office/word/2010/wordml" xmlns:w15="http://schemas.microsoft.com/office/word/2012/wordml" xmlns:w16cex="http://schemas.microsoft.com/office/word/2018/wordml/cex" xmlns:w16cid="http://schemas.microsoft.com/office/word/2016/wordml/cid" xmlns:w16="http://schemas.microsoft.com/office/word/2018/wordml" xmlns:w16du="http://schemas.microsoft.com/office/word/2023/wordml/word16du" xmlns:w16sdtdh="http://schemas.microsoft.com/office/word/2020/wordml/sdtdatahash" xmlns:w16sdtfl="http://schemas.microsoft.com/office/word/2024/wordml/sdtformatlock" xmlns:w16se="http://schemas.microsoft.com/office/word/2015/wordml/symex" xmlns:wpg="http://schemas.microsoft.com/office/word/2010/wordprocessingGroup" xmlns:wpi="http://schemas.microsoft.com/office/word/2010/wordprocessingInk" xmlns:wne="http://schemas.microsoft.com/office/word/2006/wordml" xmlns:wps="http://schemas.microsoft.com/office/word/2010/wordprocessingShape" mc:Ignorable="w14 w15 w16se w16cid w16 w16cex w16sdtdh w16sdtfl w16du wp14">
   <w:p>
     <w:pPr>
       <w:pStyle w:val="Footer"/>
@@ -1040,7 +1583,7 @@
 </file>
 
 <file path=word/footnotes.xml><?xml version="1.0" encoding="utf-8"?>
-<w:footnotes xmlns:wpc="http://schemas.microsoft.com/office/word/2010/wordprocessingCanvas" xmlns:cx="http://schemas.microsoft.com/office/drawing/2014/chartex" xmlns:cx1="http://schemas.microsoft.com/office/drawing/2015/9/8/chartex" xmlns:cx2="http://schemas.microsoft.com/office/drawing/2015/10/21/chartex" xmlns:cx3="http://schemas.microsoft.com/office/drawing/2016/5/9/chartex" xmlns:cx4="http://schemas.microsoft.com/office/drawing/2016/5/10/chartex" xmlns:cx5="http://schemas.microsoft.com/office/drawing/2016/5/11/chartex" xmlns:cx6="http://schemas.microsoft.com/office/drawing/2016/5/12/chartex" xmlns:cx7="http://schemas.microsoft.com/office/drawing/2016/5/13/chartex" xmlns:cx8="http://schemas.microsoft.com/office/drawing/2016/5/14/chartex" xmlns:mc="http://schemas.openxmlformats.org/markup-compatibility/2006" xmlns:aink="http://schemas.microsoft.com/office/drawing/2016/ink" xmlns:am3d="http://schemas.microsoft.com/office/drawing/2017/model3d" xmlns:o="urn:schemas-microsoft-com:office:office" xmlns:oel="http://schemas.microsoft.com/office/2019/extlst" xmlns:r="http://schemas.openxmlformats.org/officeDocument/2006/relationships" xmlns:m="http://schemas.openxmlformats.org/officeDocument/2006/math" xmlns:v="urn:schemas-microsoft-com:vml" xmlns:wp14="http://schemas.microsoft.com/office/word/2010/wordprocessingDrawing" xmlns:wp="http://schemas.openxmlformats.org/drawingml/2006/wordprocessingDrawing" xmlns:w10="urn:schemas-microsoft-com:office:word" xmlns:w="http://schemas.openxmlformats.org/wordprocessingml/2006/main" xmlns:w14="http://schemas.microsoft.com/office/word/2010/wordml" xmlns:w15="http://schemas.microsoft.com/office/word/2012/wordml" xmlns:w16cex="http://schemas.microsoft.com/office/word/2018/wordml/cex" xmlns:w16cid="http://schemas.microsoft.com/office/word/2016/wordml/cid" xmlns:w16="http://schemas.microsoft.com/office/word/2018/wordml" xmlns:w16sdtdh="http://schemas.microsoft.com/office/word/2020/wordml/sdtdatahash" xmlns:w16se="http://schemas.microsoft.com/office/word/2015/wordml/symex" xmlns:wpg="http://schemas.microsoft.com/office/word/2010/wordprocessingGroup" xmlns:wpi="http://schemas.microsoft.com/office/word/2010/wordprocessingInk" xmlns:wne="http://schemas.microsoft.com/office/word/2006/wordml" xmlns:wps="http://schemas.microsoft.com/office/word/2010/wordprocessingShape" mc:Ignorable="w14 w15 w16se w16cid w16 w16cex w16sdtdh wp14">
+<w:footnotes xmlns:wpc="http://schemas.microsoft.com/office/word/2010/wordprocessingCanvas" xmlns:cx="http://schemas.microsoft.com/office/drawing/2014/chartex" xmlns:cx1="http://schemas.microsoft.com/office/drawing/2015/9/8/chartex" xmlns:cx2="http://schemas.microsoft.com/office/drawing/2015/10/21/chartex" xmlns:cx3="http://schemas.microsoft.com/office/drawing/2016/5/9/chartex" xmlns:cx4="http://schemas.microsoft.com/office/drawing/2016/5/10/chartex" xmlns:cx5="http://schemas.microsoft.com/office/drawing/2016/5/11/chartex" xmlns:cx6="http://schemas.microsoft.com/office/drawing/2016/5/12/chartex" xmlns:cx7="http://schemas.microsoft.com/office/drawing/2016/5/13/chartex" xmlns:cx8="http://schemas.microsoft.com/office/drawing/2016/5/14/chartex" xmlns:mc="http://schemas.openxmlformats.org/markup-compatibility/2006" xmlns:aink="http://schemas.microsoft.com/office/drawing/2016/ink" xmlns:am3d="http://schemas.microsoft.com/office/drawing/2017/model3d" xmlns:o="urn:schemas-microsoft-com:office:office" xmlns:oel="http://schemas.microsoft.com/office/2019/extlst" xmlns:r="http://schemas.openxmlformats.org/officeDocument/2006/relationships" xmlns:m="http://schemas.openxmlformats.org/officeDocument/2006/math" xmlns:v="urn:schemas-microsoft-com:vml" xmlns:wp14="http://schemas.microsoft.com/office/word/2010/wordprocessingDrawing" xmlns:wp="http://schemas.openxmlformats.org/drawingml/2006/wordprocessingDrawing" xmlns:w10="urn:schemas-microsoft-com:office:word" xmlns:w="http://schemas.openxmlformats.org/wordprocessingml/2006/main" xmlns:w14="http://schemas.microsoft.com/office/word/2010/wordml" xmlns:w15="http://schemas.microsoft.com/office/word/2012/wordml" xmlns:w16cex="http://schemas.microsoft.com/office/word/2018/wordml/cex" xmlns:w16cid="http://schemas.microsoft.com/office/word/2016/wordml/cid" xmlns:w16="http://schemas.microsoft.com/office/word/2018/wordml" xmlns:w16du="http://schemas.microsoft.com/office/word/2023/wordml/word16du" xmlns:w16sdtdh="http://schemas.microsoft.com/office/word/2020/wordml/sdtdatahash" xmlns:w16sdtfl="http://schemas.microsoft.com/office/word/2024/wordml/sdtformatlock" xmlns:w16se="http://schemas.microsoft.com/office/word/2015/wordml/symex" xmlns:wpg="http://schemas.microsoft.com/office/word/2010/wordprocessingGroup" xmlns:wpi="http://schemas.microsoft.com/office/word/2010/wordprocessingInk" xmlns:wne="http://schemas.microsoft.com/office/word/2006/wordml" xmlns:wps="http://schemas.microsoft.com/office/word/2010/wordprocessingShape" mc:Ignorable="w14 w15 w16se w16cid w16 w16cex w16sdtdh w16sdtfl w16du wp14">
   <w:footnote w:type="separator" w:id="-1">
     <w:p>
       <w:pPr>
@@ -1065,7 +1608,7 @@
 </file>
 
 <file path=word/header1.xml><?xml version="1.0" encoding="utf-8"?>
-<w:hdr xmlns:wpc="http://schemas.microsoft.com/office/word/2010/wordprocessingCanvas" xmlns:cx="http://schemas.microsoft.com/office/drawing/2014/chartex" xmlns:cx1="http://schemas.microsoft.com/office/drawing/2015/9/8/chartex" xmlns:cx2="http://schemas.microsoft.com/office/drawing/2015/10/21/chartex" xmlns:cx3="http://schemas.microsoft.com/office/drawing/2016/5/9/chartex" xmlns:cx4="http://schemas.microsoft.com/office/drawing/2016/5/10/chartex" xmlns:cx5="http://schemas.microsoft.com/office/drawing/2016/5/11/chartex" xmlns:cx6="http://schemas.microsoft.com/office/drawing/2016/5/12/chartex" xmlns:cx7="http://schemas.microsoft.com/office/drawing/2016/5/13/chartex" xmlns:cx8="http://schemas.microsoft.com/office/drawing/2016/5/14/chartex" xmlns:mc="http://schemas.openxmlformats.org/markup-compatibility/2006" xmlns:aink="http://schemas.microsoft.com/office/drawing/2016/ink" xmlns:am3d="http://schemas.microsoft.com/office/drawing/2017/model3d" xmlns:o="urn:schemas-microsoft-com:office:office" xmlns:oel="http://schemas.microsoft.com/office/2019/extlst" xmlns:r="http://schemas.openxmlformats.org/officeDocument/2006/relationships" xmlns:m="http://schemas.openxmlformats.org/officeDocument/2006/math" xmlns:v="urn:schemas-microsoft-com:vml" xmlns:wp14="http://schemas.microsoft.com/office/word/2010/wordprocessingDrawing" xmlns:wp="http://schemas.openxmlformats.org/drawingml/2006/wordprocessingDrawing" xmlns:w10="urn:schemas-microsoft-com:office:word" xmlns:w="http://schemas.openxmlformats.org/wordprocessingml/2006/main" xmlns:w14="http://schemas.microsoft.com/office/word/2010/wordml" xmlns:w15="http://schemas.microsoft.com/office/word/2012/wordml" xmlns:w16cex="http://schemas.microsoft.com/office/word/2018/wordml/cex" xmlns:w16cid="http://schemas.microsoft.com/office/word/2016/wordml/cid" xmlns:w16="http://schemas.microsoft.com/office/word/2018/wordml" xmlns:w16sdtdh="http://schemas.microsoft.com/office/word/2020/wordml/sdtdatahash" xmlns:w16se="http://schemas.microsoft.com/office/word/2015/wordml/symex" xmlns:wpg="http://schemas.microsoft.com/office/word/2010/wordprocessingGroup" xmlns:wpi="http://schemas.microsoft.com/office/word/2010/wordprocessingInk" xmlns:wne="http://schemas.microsoft.com/office/word/2006/wordml" xmlns:wps="http://schemas.microsoft.com/office/word/2010/wordprocessingShape" mc:Ignorable="w14 w15 w16se w16cid w16 w16cex w16sdtdh wp14">
+<w:hdr xmlns:wpc="http://schemas.microsoft.com/office/word/2010/wordprocessingCanvas" xmlns:cx="http://schemas.microsoft.com/office/drawing/2014/chartex" xmlns:cx1="http://schemas.microsoft.com/office/drawing/2015/9/8/chartex" xmlns:cx2="http://schemas.microsoft.com/office/drawing/2015/10/21/chartex" xmlns:cx3="http://schemas.microsoft.com/office/drawing/2016/5/9/chartex" xmlns:cx4="http://schemas.microsoft.com/office/drawing/2016/5/10/chartex" xmlns:cx5="http://schemas.microsoft.com/office/drawing/2016/5/11/chartex" xmlns:cx6="http://schemas.microsoft.com/office/drawing/2016/5/12/chartex" xmlns:cx7="http://schemas.microsoft.com/office/drawing/2016/5/13/chartex" xmlns:cx8="http://schemas.microsoft.com/office/drawing/2016/5/14/chartex" xmlns:mc="http://schemas.openxmlformats.org/markup-compatibility/2006" xmlns:aink="http://schemas.microsoft.com/office/drawing/2016/ink" xmlns:am3d="http://schemas.microsoft.com/office/drawing/2017/model3d" xmlns:o="urn:schemas-microsoft-com:office:office" xmlns:oel="http://schemas.microsoft.com/office/2019/extlst" xmlns:r="http://schemas.openxmlformats.org/officeDocument/2006/relationships" xmlns:m="http://schemas.openxmlformats.org/officeDocument/2006/math" xmlns:v="urn:schemas-microsoft-com:vml" xmlns:wp14="http://schemas.microsoft.com/office/word/2010/wordprocessingDrawing" xmlns:wp="http://schemas.openxmlformats.org/drawingml/2006/wordprocessingDrawing" xmlns:w10="urn:schemas-microsoft-com:office:word" xmlns:w="http://schemas.openxmlformats.org/wordprocessingml/2006/main" xmlns:w14="http://schemas.microsoft.com/office/word/2010/wordml" xmlns:w15="http://schemas.microsoft.com/office/word/2012/wordml" xmlns:w16cex="http://schemas.microsoft.com/office/word/2018/wordml/cex" xmlns:w16cid="http://schemas.microsoft.com/office/word/2016/wordml/cid" xmlns:w16="http://schemas.microsoft.com/office/word/2018/wordml" xmlns:w16du="http://schemas.microsoft.com/office/word/2023/wordml/word16du" xmlns:w16sdtdh="http://schemas.microsoft.com/office/word/2020/wordml/sdtdatahash" xmlns:w16sdtfl="http://schemas.microsoft.com/office/word/2024/wordml/sdtformatlock" xmlns:w16se="http://schemas.microsoft.com/office/word/2015/wordml/symex" xmlns:wpg="http://schemas.microsoft.com/office/word/2010/wordprocessingGroup" xmlns:wpi="http://schemas.microsoft.com/office/word/2010/wordprocessingInk" xmlns:wne="http://schemas.microsoft.com/office/word/2006/wordml" xmlns:wps="http://schemas.microsoft.com/office/word/2010/wordprocessingShape" mc:Ignorable="w14 w15 w16se w16cid w16 w16cex w16sdtdh w16sdtfl w16du wp14">
   <w:p>
     <w:pPr>
       <w:pStyle w:val="Header"/>
@@ -1075,7 +1618,7 @@
 </file>
 
 <file path=word/header2.xml><?xml version="1.0" encoding="utf-8"?>
-<w:hdr xmlns:wpc="http://schemas.microsoft.com/office/word/2010/wordprocessingCanvas" xmlns:cx="http://schemas.microsoft.com/office/drawing/2014/chartex" xmlns:cx1="http://schemas.microsoft.com/office/drawing/2015/9/8/chartex" xmlns:cx2="http://schemas.microsoft.com/office/drawing/2015/10/21/chartex" xmlns:cx3="http://schemas.microsoft.com/office/drawing/2016/5/9/chartex" xmlns:cx4="http://schemas.microsoft.com/office/drawing/2016/5/10/chartex" xmlns:cx5="http://schemas.microsoft.com/office/drawing/2016/5/11/chartex" xmlns:cx6="http://schemas.microsoft.com/office/drawing/2016/5/12/chartex" xmlns:cx7="http://schemas.microsoft.com/office/drawing/2016/5/13/chartex" xmlns:cx8="http://schemas.microsoft.com/office/drawing/2016/5/14/chartex" xmlns:mc="http://schemas.openxmlformats.org/markup-compatibility/2006" xmlns:aink="http://schemas.microsoft.com/office/drawing/2016/ink" xmlns:am3d="http://schemas.microsoft.com/office/drawing/2017/model3d" xmlns:o="urn:schemas-microsoft-com:office:office" xmlns:oel="http://schemas.microsoft.com/office/2019/extlst" xmlns:r="http://schemas.openxmlformats.org/officeDocument/2006/relationships" xmlns:m="http://schemas.openxmlformats.org/officeDocument/2006/math" xmlns:v="urn:schemas-microsoft-com:vml" xmlns:wp14="http://schemas.microsoft.com/office/word/2010/wordprocessingDrawing" xmlns:wp="http://schemas.openxmlformats.org/drawingml/2006/wordprocessingDrawing" xmlns:w10="urn:schemas-microsoft-com:office:word" xmlns:w="http://schemas.openxmlformats.org/wordprocessingml/2006/main" xmlns:w14="http://schemas.microsoft.com/office/word/2010/wordml" xmlns:w15="http://schemas.microsoft.com/office/word/2012/wordml" xmlns:w16cex="http://schemas.microsoft.com/office/word/2018/wordml/cex" xmlns:w16cid="http://schemas.microsoft.com/office/word/2016/wordml/cid" xmlns:w16="http://schemas.microsoft.com/office/word/2018/wordml" xmlns:w16sdtdh="http://schemas.microsoft.com/office/word/2020/wordml/sdtdatahash" xmlns:w16se="http://schemas.microsoft.com/office/word/2015/wordml/symex" xmlns:wpg="http://schemas.microsoft.com/office/word/2010/wordprocessingGroup" xmlns:wpi="http://schemas.microsoft.com/office/word/2010/wordprocessingInk" xmlns:wne="http://schemas.microsoft.com/office/word/2006/wordml" xmlns:wps="http://schemas.microsoft.com/office/word/2010/wordprocessingShape" mc:Ignorable="w14 w15 w16se w16cid w16 w16cex w16sdtdh wp14">
+<w:hdr xmlns:wpc="http://schemas.microsoft.com/office/word/2010/wordprocessingCanvas" xmlns:cx="http://schemas.microsoft.com/office/drawing/2014/chartex" xmlns:cx1="http://schemas.microsoft.com/office/drawing/2015/9/8/chartex" xmlns:cx2="http://schemas.microsoft.com/office/drawing/2015/10/21/chartex" xmlns:cx3="http://schemas.microsoft.com/office/drawing/2016/5/9/chartex" xmlns:cx4="http://schemas.microsoft.com/office/drawing/2016/5/10/chartex" xmlns:cx5="http://schemas.microsoft.com/office/drawing/2016/5/11/chartex" xmlns:cx6="http://schemas.microsoft.com/office/drawing/2016/5/12/chartex" xmlns:cx7="http://schemas.microsoft.com/office/drawing/2016/5/13/chartex" xmlns:cx8="http://schemas.microsoft.com/office/drawing/2016/5/14/chartex" xmlns:mc="http://schemas.openxmlformats.org/markup-compatibility/2006" xmlns:aink="http://schemas.microsoft.com/office/drawing/2016/ink" xmlns:am3d="http://schemas.microsoft.com/office/drawing/2017/model3d" xmlns:o="urn:schemas-microsoft-com:office:office" xmlns:oel="http://schemas.microsoft.com/office/2019/extlst" xmlns:r="http://schemas.openxmlformats.org/officeDocument/2006/relationships" xmlns:m="http://schemas.openxmlformats.org/officeDocument/2006/math" xmlns:v="urn:schemas-microsoft-com:vml" xmlns:wp14="http://schemas.microsoft.com/office/word/2010/wordprocessingDrawing" xmlns:wp="http://schemas.openxmlformats.org/drawingml/2006/wordprocessingDrawing" xmlns:w10="urn:schemas-microsoft-com:office:word" xmlns:w="http://schemas.openxmlformats.org/wordprocessingml/2006/main" xmlns:w14="http://schemas.microsoft.com/office/word/2010/wordml" xmlns:w15="http://schemas.microsoft.com/office/word/2012/wordml" xmlns:w16cex="http://schemas.microsoft.com/office/word/2018/wordml/cex" xmlns:w16cid="http://schemas.microsoft.com/office/word/2016/wordml/cid" xmlns:w16="http://schemas.microsoft.com/office/word/2018/wordml" xmlns:w16du="http://schemas.microsoft.com/office/word/2023/wordml/word16du" xmlns:w16sdtdh="http://schemas.microsoft.com/office/word/2020/wordml/sdtdatahash" xmlns:w16sdtfl="http://schemas.microsoft.com/office/word/2024/wordml/sdtformatlock" xmlns:w16se="http://schemas.microsoft.com/office/word/2015/wordml/symex" xmlns:wpg="http://schemas.microsoft.com/office/word/2010/wordprocessingGroup" xmlns:wpi="http://schemas.microsoft.com/office/word/2010/wordprocessingInk" xmlns:wne="http://schemas.microsoft.com/office/word/2006/wordml" xmlns:wps="http://schemas.microsoft.com/office/word/2010/wordprocessingShape" mc:Ignorable="w14 w15 w16se w16cid w16 w16cex w16sdtdh w16sdtfl w16du wp14">
   <w:p>
     <w:pPr>
       <w:pStyle w:val="Header"/>
@@ -1086,7 +1629,7 @@
 </file>
 
 <file path=word/header3.xml><?xml version="1.0" encoding="utf-8"?>
-<w:hdr xmlns:wpc="http://schemas.microsoft.com/office/word/2010/wordprocessingCanvas" xmlns:cx="http://schemas.microsoft.com/office/drawing/2014/chartex" xmlns:cx1="http://schemas.microsoft.com/office/drawing/2015/9/8/chartex" xmlns:cx2="http://schemas.microsoft.com/office/drawing/2015/10/21/chartex" xmlns:cx3="http://schemas.microsoft.com/office/drawing/2016/5/9/chartex" xmlns:cx4="http://schemas.microsoft.com/office/drawing/2016/5/10/chartex" xmlns:cx5="http://schemas.microsoft.com/office/drawing/2016/5/11/chartex" xmlns:cx6="http://schemas.microsoft.com/office/drawing/2016/5/12/chartex" xmlns:cx7="http://schemas.microsoft.com/office/drawing/2016/5/13/chartex" xmlns:cx8="http://schemas.microsoft.com/office/drawing/2016/5/14/chartex" xmlns:mc="http://schemas.openxmlformats.org/markup-compatibility/2006" xmlns:aink="http://schemas.microsoft.com/office/drawing/2016/ink" xmlns:am3d="http://schemas.microsoft.com/office/drawing/2017/model3d" xmlns:o="urn:schemas-microsoft-com:office:office" xmlns:oel="http://schemas.microsoft.com/office/2019/extlst" xmlns:r="http://schemas.openxmlformats.org/officeDocument/2006/relationships" xmlns:m="http://schemas.openxmlformats.org/officeDocument/2006/math" xmlns:v="urn:schemas-microsoft-com:vml" xmlns:wp14="http://schemas.microsoft.com/office/word/2010/wordprocessingDrawing" xmlns:wp="http://schemas.openxmlformats.org/drawingml/2006/wordprocessingDrawing" xmlns:w10="urn:schemas-microsoft-com:office:word" xmlns:w="http://schemas.openxmlformats.org/wordprocessingml/2006/main" xmlns:w14="http://schemas.microsoft.com/office/word/2010/wordml" xmlns:w15="http://schemas.microsoft.com/office/word/2012/wordml" xmlns:w16cex="http://schemas.microsoft.com/office/word/2018/wordml/cex" xmlns:w16cid="http://schemas.microsoft.com/office/word/2016/wordml/cid" xmlns:w16="http://schemas.microsoft.com/office/word/2018/wordml" xmlns:w16sdtdh="http://schemas.microsoft.com/office/word/2020/wordml/sdtdatahash" xmlns:w16se="http://schemas.microsoft.com/office/word/2015/wordml/symex" xmlns:wpg="http://schemas.microsoft.com/office/word/2010/wordprocessingGroup" xmlns:wpi="http://schemas.microsoft.com/office/word/2010/wordprocessingInk" xmlns:wne="http://schemas.microsoft.com/office/word/2006/wordml" xmlns:wps="http://schemas.microsoft.com/office/word/2010/wordprocessingShape" mc:Ignorable="w14 w15 w16se w16cid w16 w16cex w16sdtdh wp14">
+<w:hdr xmlns:wpc="http://schemas.microsoft.com/office/word/2010/wordprocessingCanvas" xmlns:cx="http://schemas.microsoft.com/office/drawing/2014/chartex" xmlns:cx1="http://schemas.microsoft.com/office/drawing/2015/9/8/chartex" xmlns:cx2="http://schemas.microsoft.com/office/drawing/2015/10/21/chartex" xmlns:cx3="http://schemas.microsoft.com/office/drawing/2016/5/9/chartex" xmlns:cx4="http://schemas.microsoft.com/office/drawing/2016/5/10/chartex" xmlns:cx5="http://schemas.microsoft.com/office/drawing/2016/5/11/chartex" xmlns:cx6="http://schemas.microsoft.com/office/drawing/2016/5/12/chartex" xmlns:cx7="http://schemas.microsoft.com/office/drawing/2016/5/13/chartex" xmlns:cx8="http://schemas.microsoft.com/office/drawing/2016/5/14/chartex" xmlns:mc="http://schemas.openxmlformats.org/markup-compatibility/2006" xmlns:aink="http://schemas.microsoft.com/office/drawing/2016/ink" xmlns:am3d="http://schemas.microsoft.com/office/drawing/2017/model3d" xmlns:o="urn:schemas-microsoft-com:office:office" xmlns:oel="http://schemas.microsoft.com/office/2019/extlst" xmlns:r="http://schemas.openxmlformats.org/officeDocument/2006/relationships" xmlns:m="http://schemas.openxmlformats.org/officeDocument/2006/math" xmlns:v="urn:schemas-microsoft-com:vml" xmlns:wp14="http://schemas.microsoft.com/office/word/2010/wordprocessingDrawing" xmlns:wp="http://schemas.openxmlformats.org/drawingml/2006/wordprocessingDrawing" xmlns:w10="urn:schemas-microsoft-com:office:word" xmlns:w="http://schemas.openxmlformats.org/wordprocessingml/2006/main" xmlns:w14="http://schemas.microsoft.com/office/word/2010/wordml" xmlns:w15="http://schemas.microsoft.com/office/word/2012/wordml" xmlns:w16cex="http://schemas.microsoft.com/office/word/2018/wordml/cex" xmlns:w16cid="http://schemas.microsoft.com/office/word/2016/wordml/cid" xmlns:w16="http://schemas.microsoft.com/office/word/2018/wordml" xmlns:w16du="http://schemas.microsoft.com/office/word/2023/wordml/word16du" xmlns:w16sdtdh="http://schemas.microsoft.com/office/word/2020/wordml/sdtdatahash" xmlns:w16sdtfl="http://schemas.microsoft.com/office/word/2024/wordml/sdtformatlock" xmlns:w16se="http://schemas.microsoft.com/office/word/2015/wordml/symex" xmlns:wpg="http://schemas.microsoft.com/office/word/2010/wordprocessingGroup" xmlns:wpi="http://schemas.microsoft.com/office/word/2010/wordprocessingInk" xmlns:wne="http://schemas.microsoft.com/office/word/2006/wordml" xmlns:wps="http://schemas.microsoft.com/office/word/2010/wordprocessingShape" mc:Ignorable="w14 w15 w16se w16cid w16 w16cex w16sdtdh w16sdtfl w16du wp14">
   <w:p>
     <w:pPr>
       <w:pStyle w:val="Header"/>
@@ -1095,7 +1638,7 @@
     <w:r>
       <w:tab/>
       <w:tab/>
-      <w:t>2025-08-02</w:t>
+      <w:t>2026-07-12</w:t>
       <w:br/>
       <w:br/>
     </w:r>
@@ -1112,7 +1655,7 @@
 </file>
 
 <file path=word/numbering.xml><?xml version="1.0" encoding="utf-8"?>
-<w:numbering xmlns:wpc="http://schemas.microsoft.com/office/word/2010/wordprocessingCanvas" xmlns:cx="http://schemas.microsoft.com/office/drawing/2014/chartex" xmlns:cx1="http://schemas.microsoft.com/office/drawing/2015/9/8/chartex" xmlns:cx2="http://schemas.microsoft.com/office/drawing/2015/10/21/chartex" xmlns:cx3="http://schemas.microsoft.com/office/drawing/2016/5/9/chartex" xmlns:cx4="http://schemas.microsoft.com/office/drawing/2016/5/10/chartex" xmlns:cx5="http://schemas.microsoft.com/office/drawing/2016/5/11/chartex" xmlns:cx6="http://schemas.microsoft.com/office/drawing/2016/5/12/chartex" xmlns:cx7="http://schemas.microsoft.com/office/drawing/2016/5/13/chartex" xmlns:cx8="http://schemas.microsoft.com/office/drawing/2016/5/14/chartex" xmlns:mc="http://schemas.openxmlformats.org/markup-compatibility/2006" xmlns:aink="http://schemas.microsoft.com/office/drawing/2016/ink" xmlns:am3d="http://schemas.microsoft.com/office/drawing/2017/model3d" xmlns:o="urn:schemas-microsoft-com:office:office" xmlns:oel="http://schemas.microsoft.com/office/2019/extlst" xmlns:r="http://schemas.openxmlformats.org/officeDocument/2006/relationships" xmlns:m="http://schemas.openxmlformats.org/officeDocument/2006/math" xmlns:v="urn:schemas-microsoft-com:vml" xmlns:wp14="http://schemas.microsoft.com/office/word/2010/wordprocessingDrawing" xmlns:wp="http://schemas.openxmlformats.org/drawingml/2006/wordprocessingDrawing" xmlns:w10="urn:schemas-microsoft-com:office:word" xmlns:w="http://schemas.openxmlformats.org/wordprocessingml/2006/main" xmlns:w14="http://schemas.microsoft.com/office/word/2010/wordml" xmlns:w15="http://schemas.microsoft.com/office/word/2012/wordml" xmlns:w16cex="http://schemas.microsoft.com/office/word/2018/wordml/cex" xmlns:w16cid="http://schemas.microsoft.com/office/word/2016/wordml/cid" xmlns:w16="http://schemas.microsoft.com/office/word/2018/wordml" xmlns:w16sdtdh="http://schemas.microsoft.com/office/word/2020/wordml/sdtdatahash" xmlns:w16se="http://schemas.microsoft.com/office/word/2015/wordml/symex" xmlns:wpg="http://schemas.microsoft.com/office/word/2010/wordprocessingGroup" xmlns:wpi="http://schemas.microsoft.com/office/word/2010/wordprocessingInk" xmlns:wne="http://schemas.microsoft.com/office/word/2006/wordml" xmlns:wps="http://schemas.microsoft.com/office/word/2010/wordprocessingShape" mc:Ignorable="w14 w15 w16se w16cid w16 w16cex w16sdtdh wp14">
+<w:numbering xmlns:wpc="http://schemas.microsoft.com/office/word/2010/wordprocessingCanvas" xmlns:cx="http://schemas.microsoft.com/office/drawing/2014/chartex" xmlns:cx1="http://schemas.microsoft.com/office/drawing/2015/9/8/chartex" xmlns:cx2="http://schemas.microsoft.com/office/drawing/2015/10/21/chartex" xmlns:cx3="http://schemas.microsoft.com/office/drawing/2016/5/9/chartex" xmlns:cx4="http://schemas.microsoft.com/office/drawing/2016/5/10/chartex" xmlns:cx5="http://schemas.microsoft.com/office/drawing/2016/5/11/chartex" xmlns:cx6="http://schemas.microsoft.com/office/drawing/2016/5/12/chartex" xmlns:cx7="http://schemas.microsoft.com/office/drawing/2016/5/13/chartex" xmlns:cx8="http://schemas.microsoft.com/office/drawing/2016/5/14/chartex" xmlns:mc="http://schemas.openxmlformats.org/markup-compatibility/2006" xmlns:aink="http://schemas.microsoft.com/office/drawing/2016/ink" xmlns:am3d="http://schemas.microsoft.com/office/drawing/2017/model3d" xmlns:o="urn:schemas-microsoft-com:office:office" xmlns:oel="http://schemas.microsoft.com/office/2019/extlst" xmlns:r="http://schemas.openxmlformats.org/officeDocument/2006/relationships" xmlns:m="http://schemas.openxmlformats.org/officeDocument/2006/math" xmlns:v="urn:schemas-microsoft-com:vml" xmlns:wp14="http://schemas.microsoft.com/office/word/2010/wordprocessingDrawing" xmlns:wp="http://schemas.openxmlformats.org/drawingml/2006/wordprocessingDrawing" xmlns:w10="urn:schemas-microsoft-com:office:word" xmlns:w="http://schemas.openxmlformats.org/wordprocessingml/2006/main" xmlns:w14="http://schemas.microsoft.com/office/word/2010/wordml" xmlns:w15="http://schemas.microsoft.com/office/word/2012/wordml" xmlns:w16cex="http://schemas.microsoft.com/office/word/2018/wordml/cex" xmlns:w16cid="http://schemas.microsoft.com/office/word/2016/wordml/cid" xmlns:w16="http://schemas.microsoft.com/office/word/2018/wordml" xmlns:w16du="http://schemas.microsoft.com/office/word/2023/wordml/word16du" xmlns:w16sdtdh="http://schemas.microsoft.com/office/word/2020/wordml/sdtdatahash" xmlns:w16sdtfl="http://schemas.microsoft.com/office/word/2024/wordml/sdtformatlock" xmlns:w16se="http://schemas.microsoft.com/office/word/2015/wordml/symex" xmlns:wpg="http://schemas.microsoft.com/office/word/2010/wordprocessingGroup" xmlns:wpi="http://schemas.microsoft.com/office/word/2010/wordprocessingInk" xmlns:wne="http://schemas.microsoft.com/office/word/2006/wordml" xmlns:wps="http://schemas.microsoft.com/office/word/2010/wordprocessingShape" mc:Ignorable="w14 w15 w16se w16cid w16 w16cex w16sdtdh w16sdtfl w16du wp14">
   <w:abstractNum w:abstractNumId="0" w15:restartNumberingAfterBreak="0">
     <w:nsid w:val="FFFFFF7C"/>
     <w:multiLevelType w:val="singleLevel"/>
@@ -1315,7 +1858,7 @@
 </file>
 
 <file path=word/styles.xml><?xml version="1.0" encoding="utf-8"?>
-<w:styles xmlns:mc="http://schemas.openxmlformats.org/markup-compatibility/2006" xmlns:r="http://schemas.openxmlformats.org/officeDocument/2006/relationships" xmlns:w="http://schemas.openxmlformats.org/wordprocessingml/2006/main" xmlns:w14="http://schemas.microsoft.com/office/word/2010/wordml" xmlns:w15="http://schemas.microsoft.com/office/word/2012/wordml" xmlns:w16cex="http://schemas.microsoft.com/office/word/2018/wordml/cex" xmlns:w16cid="http://schemas.microsoft.com/office/word/2016/wordml/cid" xmlns:w16="http://schemas.microsoft.com/office/word/2018/wordml" xmlns:w16sdtdh="http://schemas.microsoft.com/office/word/2020/wordml/sdtdatahash" xmlns:w16se="http://schemas.microsoft.com/office/word/2015/wordml/symex" mc:Ignorable="w14 w15 w16se w16cid w16 w16cex w16sdtdh">
+<w:styles xmlns:mc="http://schemas.openxmlformats.org/markup-compatibility/2006" xmlns:r="http://schemas.openxmlformats.org/officeDocument/2006/relationships" xmlns:w="http://schemas.openxmlformats.org/wordprocessingml/2006/main" xmlns:w14="http://schemas.microsoft.com/office/word/2010/wordml" xmlns:w15="http://schemas.microsoft.com/office/word/2012/wordml" xmlns:w16cex="http://schemas.microsoft.com/office/word/2018/wordml/cex" xmlns:w16cid="http://schemas.microsoft.com/office/word/2016/wordml/cid" xmlns:w16="http://schemas.microsoft.com/office/word/2018/wordml" xmlns:w16du="http://schemas.microsoft.com/office/word/2023/wordml/word16du" xmlns:w16sdtdh="http://schemas.microsoft.com/office/word/2020/wordml/sdtdatahash" xmlns:w16sdtfl="http://schemas.microsoft.com/office/word/2024/wordml/sdtformatlock" xmlns:w16se="http://schemas.microsoft.com/office/word/2015/wordml/symex" mc:Ignorable="w14 w15 w16se w16cid w16 w16cex w16sdtdh w16sdtfl w16du">
   <w:docDefaults>
     <w:rPrDefault>
       <w:rPr>
@@ -2073,7 +2616,7 @@
     <w:link w:val="TitleChar"/>
     <w:uiPriority w:val="10"/>
     <w:qFormat/>
-    <w:rsid w:val="007106C8"/>
+    <w:rsid w:val="00E854FA"/>
     <w:pPr>
       <w:spacing w:after="300" w:line="240" w:lineRule="auto"/>
       <w:contextualSpacing/>
@@ -2083,7 +2626,7 @@
       <w:rFonts w:eastAsiaTheme="majorEastAsia" w:cstheme="majorBidi"/>
       <w:spacing w:val="5"/>
       <w:kern w:val="28"/>
-      <w:sz w:val="52"/>
+      <w:sz w:val="40"/>
       <w:szCs w:val="52"/>
       <w:lang w:val="sv-SE" w:eastAsia="en-US" w:bidi="ar-SA"/>
     </w:rPr>
@@ -2093,12 +2636,12 @@
     <w:basedOn w:val="DefaultParagraphFont"/>
     <w:link w:val="Title"/>
     <w:uiPriority w:val="10"/>
-    <w:rsid w:val="007106C8"/>
+    <w:rsid w:val="00E854FA"/>
     <w:rPr>
       <w:rFonts w:ascii="Times New Roman" w:eastAsiaTheme="majorEastAsia" w:hAnsi="Times New Roman" w:cstheme="majorBidi"/>
       <w:spacing w:val="5"/>
       <w:kern w:val="28"/>
-      <w:sz w:val="52"/>
+      <w:sz w:val="40"/>
       <w:szCs w:val="52"/>
       <w:lang w:val="sv-SE" w:eastAsia="en-US" w:bidi="ar-SA"/>
     </w:rPr>

--- a/klagomål/Karlstjärnberget FSC-klagomål.docx
+++ b/klagomål/Karlstjärnberget FSC-klagomål.docx
@@ -1643,7 +1643,7 @@
       <w:br/>
     </w:r>
     <w:r>
-      <w:t>Till:</w:t>
+      <w:t>Till: SCA</w:t>
       <w:br/>
     </w:r>
     <w:r>

--- a/klagomål/Karlstjärnberget FSC-klagomål.docx
+++ b/klagomål/Karlstjärnberget FSC-klagomål.docx
@@ -168,7 +168,7 @@
     </w:p>
     <w:p>
       <w:r>
-        <w:t>Detta klagomål behandlar höga naturvärden i avverkningsanmälan Karlstjärnberget i Bjurholms kommun som inkom 2026-07-12 och omfattar 56,4 ha.</w:t>
+        <w:t>Detta klagomål behandlar höga naturvärden i avverkningsanmälan Karlstjärnberget i Bjurholms kommun som inkom 2026-07-13 och omfattar 56,4 ha.</w:t>
       </w:r>
     </w:p>
     <w:p>
@@ -1638,7 +1638,7 @@
     <w:r>
       <w:tab/>
       <w:tab/>
-      <w:t>2026-07-12</w:t>
+      <w:t>2026-07-13</w:t>
       <w:br/>
       <w:br/>
     </w:r>

--- a/klagomål/Karlstjärnberget FSC-klagomål.docx
+++ b/klagomål/Karlstjärnberget FSC-klagomål.docx
@@ -168,7 +168,7 @@
     </w:p>
     <w:p>
       <w:r>
-        <w:t>Detta klagomål behandlar höga naturvärden i avverkningsanmälan Karlstjärnberget i Bjurholms kommun som inkom 2026-07-13 och omfattar 56,4 ha.</w:t>
+        <w:t>Detta klagomål behandlar höga naturvärden i avverkningsanmälan Karlstjärnberget i Bjurholms kommun som inkom 2026-07-14 och omfattar 56,4 ha.</w:t>
       </w:r>
     </w:p>
     <w:p>
@@ -1638,7 +1638,7 @@
     <w:r>
       <w:tab/>
       <w:tab/>
-      <w:t>2026-07-13</w:t>
+      <w:t>2026-07-14</w:t>
       <w:br/>
       <w:br/>
     </w:r>

--- a/klagomål/Karlstjärnberget FSC-klagomål.docx
+++ b/klagomål/Karlstjärnberget FSC-klagomål.docx
@@ -168,7 +168,7 @@
     </w:p>
     <w:p>
       <w:r>
-        <w:t>Detta klagomål behandlar höga naturvärden i avverkningsanmälan Karlstjärnberget i Bjurholms kommun som inkom 2026-07-14 och omfattar 56,4 ha.</w:t>
+        <w:t>Detta klagomål behandlar höga naturvärden i avverkningsanmälan Karlstjärnberget i Bjurholms kommun som inkom 2026-07-15 och omfattar 56,4 ha.</w:t>
       </w:r>
     </w:p>
     <w:p>
@@ -1638,7 +1638,7 @@
     <w:r>
       <w:tab/>
       <w:tab/>
-      <w:t>2026-07-14</w:t>
+      <w:t>2026-07-15</w:t>
       <w:br/>
       <w:br/>
     </w:r>

--- a/klagomål/Karlstjärnberget FSC-klagomål.docx
+++ b/klagomål/Karlstjärnberget FSC-klagomål.docx
@@ -168,7 +168,7 @@
     </w:p>
     <w:p>
       <w:r>
-        <w:t>Detta klagomål behandlar höga naturvärden i avverkningsanmälan Karlstjärnberget i Bjurholms kommun som inkom 2026-07-15 och omfattar 56,4 ha.</w:t>
+        <w:t>Detta klagomål behandlar höga naturvärden i avverkningsanmälan Karlstjärnberget i Bjurholms kommun som inkom 2026-07-16 och omfattar 56,4 ha.</w:t>
       </w:r>
     </w:p>
     <w:p>
@@ -1638,7 +1638,7 @@
     <w:r>
       <w:tab/>
       <w:tab/>
-      <w:t>2026-07-15</w:t>
+      <w:t>2026-07-16</w:t>
       <w:br/>
       <w:br/>
     </w:r>

--- a/klagomål/Karlstjärnberget FSC-klagomål.docx
+++ b/klagomål/Karlstjärnberget FSC-klagomål.docx
@@ -1638,7 +1638,7 @@
     <w:r>
       <w:tab/>
       <w:tab/>
-      <w:t>2026-07-16</w:t>
+      <w:t>2026-07-17</w:t>
       <w:br/>
       <w:br/>
     </w:r>

--- a/klagomål/Karlstjärnberget FSC-klagomål.docx
+++ b/klagomål/Karlstjärnberget FSC-klagomål.docx
@@ -168,7 +168,7 @@
     </w:p>
     <w:p>
       <w:r>
-        <w:t>Detta klagomål behandlar höga naturvärden i avverkningsanmälan Karlstjärnberget i Bjurholms kommun som inkom 2026-07-16 och omfattar 56,4 ha.</w:t>
+        <w:t>Detta klagomål behandlar höga naturvärden i avverkningsanmälan Karlstjärnberget i Bjurholms kommun som inkom 2026-07-17 och omfattar 56,4 ha.</w:t>
       </w:r>
     </w:p>
     <w:p>

--- a/klagomål/Karlstjärnberget FSC-klagomål.docx
+++ b/klagomål/Karlstjärnberget FSC-klagomål.docx
@@ -1638,7 +1638,7 @@
     <w:r>
       <w:tab/>
       <w:tab/>
-      <w:t>2026-07-17</w:t>
+      <w:t>2026-07-18</w:t>
       <w:br/>
       <w:br/>
     </w:r>

--- a/klagomål/Karlstjärnberget FSC-klagomål.docx
+++ b/klagomål/Karlstjärnberget FSC-klagomål.docx
@@ -168,7 +168,7 @@
     </w:p>
     <w:p>
       <w:r>
-        <w:t>Detta klagomål behandlar höga naturvärden i avverkningsanmälan Karlstjärnberget i Bjurholms kommun som inkom 2026-07-17 och omfattar 56,4 ha.</w:t>
+        <w:t>Detta klagomål behandlar höga naturvärden i avverkningsanmälan Karlstjärnberget i Bjurholms kommun som inkom 2026-07-18 och omfattar 56,4 ha.</w:t>
       </w:r>
     </w:p>
     <w:p>

--- a/klagomål/Karlstjärnberget FSC-klagomål.docx
+++ b/klagomål/Karlstjärnberget FSC-klagomål.docx
@@ -168,7 +168,7 @@
     </w:p>
     <w:p>
       <w:r>
-        <w:t>Detta klagomål behandlar höga naturvärden i avverkningsanmälan Karlstjärnberget i Bjurholms kommun som inkom 2026-07-18 och omfattar 56,4 ha.</w:t>
+        <w:t>Detta klagomål behandlar höga naturvärden i avverkningsanmälan Karlstjärnberget i Bjurholms kommun som inkom 2026-07-19 och omfattar 56,4 ha.</w:t>
       </w:r>
     </w:p>
     <w:p>
@@ -1638,7 +1638,7 @@
     <w:r>
       <w:tab/>
       <w:tab/>
-      <w:t>2026-07-18</w:t>
+      <w:t>2026-07-19</w:t>
       <w:br/>
       <w:br/>
     </w:r>

--- a/klagomål/Karlstjärnberget FSC-klagomål.docx
+++ b/klagomål/Karlstjärnberget FSC-klagomål.docx
@@ -1638,7 +1638,7 @@
     <w:r>
       <w:tab/>
       <w:tab/>
-      <w:t>2026-07-19</w:t>
+      <w:t>2026-07-20</w:t>
       <w:br/>
       <w:br/>
     </w:r>

--- a/klagomål/Karlstjärnberget FSC-klagomål.docx
+++ b/klagomål/Karlstjärnberget FSC-klagomål.docx
@@ -168,7 +168,7 @@
     </w:p>
     <w:p>
       <w:r>
-        <w:t>Detta klagomål behandlar höga naturvärden i avverkningsanmälan Karlstjärnberget i Bjurholms kommun som inkom 2026-07-19 och omfattar 56,4 ha.</w:t>
+        <w:t>Detta klagomål behandlar höga naturvärden i avverkningsanmälan Karlstjärnberget i Bjurholms kommun som inkom 2026-07-20 och omfattar 56,4 ha.</w:t>
       </w:r>
     </w:p>
     <w:p>
